--- a/2025年迎新杯/各书院报名表及报名表模板/报名表模板.docx
+++ b/2025年迎新杯/各书院报名表及报名表模板/报名表模板.docx
@@ -1,21 +1,23 @@
 
 <file path=word/document.xml><?xml version="1.0" encoding="utf-8"?>
-<w:document xmlns:wpc="http://schemas.microsoft.com/office/word/2010/wordprocessingCanvas" xmlns:cx="http://schemas.microsoft.com/office/drawing/2014/chartex" xmlns:cx1="http://schemas.microsoft.com/office/drawing/2015/9/8/chartex" xmlns:cx2="http://schemas.microsoft.com/office/drawing/2015/10/21/chartex" xmlns:cx3="http://schemas.microsoft.com/office/drawing/2016/5/9/chartex" xmlns:cx4="http://schemas.microsoft.com/office/drawing/2016/5/10/chartex" xmlns:cx5="http://schemas.microsoft.com/office/drawing/2016/5/11/chartex" xmlns:cx6="http://schemas.microsoft.com/office/drawing/2016/5/12/chartex" xmlns:cx7="http://schemas.microsoft.com/office/drawing/2016/5/13/chartex" xmlns:cx8="http://schemas.microsoft.com/office/drawing/2016/5/14/chartex" xmlns:mc="http://schemas.openxmlformats.org/markup-compatibility/2006" xmlns:aink="http://schemas.microsoft.com/office/drawing/2016/ink" xmlns:am3d="http://schemas.microsoft.com/office/drawing/2017/model3d" xmlns:o="urn:schemas-microsoft-com:office:office" xmlns:oel="http://schemas.microsoft.com/office/2019/extlst" xmlns:r="http://schemas.openxmlformats.org/officeDocument/2006/relationships" xmlns:m="http://schemas.openxmlformats.org/officeDocument/2006/math" xmlns:v="urn:schemas-microsoft-com:vml" xmlns:wp14="http://schemas.microsoft.com/office/word/2010/wordprocessingDrawing" xmlns:wp="http://schemas.openxmlformats.org/drawingml/2006/wordprocessingDrawing" xmlns:w10="urn:schemas-microsoft-com:office:word" xmlns:w="http://schemas.openxmlformats.org/wordprocessingml/2006/main" xmlns:w14="http://schemas.microsoft.com/office/word/2010/wordml" xmlns:w15="http://schemas.microsoft.com/office/word/2012/wordml" xmlns:w16cex="http://schemas.microsoft.com/office/word/2018/wordml/cex" xmlns:w16cid="http://schemas.microsoft.com/office/word/2016/wordml/cid" xmlns:w16="http://schemas.microsoft.com/office/word/2018/wordml" xmlns:w16du="http://schemas.microsoft.com/office/word/2023/wordml/word16du" xmlns:w16sdtdh="http://schemas.microsoft.com/office/word/2020/wordml/sdtdatahash" xmlns:w16sdtfl="http://schemas.microsoft.com/office/word/2024/wordml/sdtformatlock" xmlns:w16se="http://schemas.microsoft.com/office/word/2015/wordml/symex" xmlns:wpg="http://schemas.microsoft.com/office/word/2010/wordprocessingGroup" xmlns:wpi="http://schemas.microsoft.com/office/word/2010/wordprocessingInk" xmlns:wne="http://schemas.microsoft.com/office/word/2006/wordml" xmlns:wps="http://schemas.microsoft.com/office/word/2010/wordprocessingShape" mc:Ignorable="w14 w15 w16se w16cid w16 w16cex w16sdtdh w16sdtfl w16du wp14">
+<w:document xmlns:wpc="http://schemas.microsoft.com/office/word/2010/wordprocessingCanvas" xmlns:mc="http://schemas.openxmlformats.org/markup-compatibility/2006" xmlns:o="urn:schemas-microsoft-com:office:office" xmlns:r="http://schemas.openxmlformats.org/officeDocument/2006/relationships" xmlns:m="http://schemas.openxmlformats.org/officeDocument/2006/math" xmlns:v="urn:schemas-microsoft-com:vml" xmlns:wp14="http://schemas.microsoft.com/office/word/2010/wordprocessingDrawing" xmlns:wp="http://schemas.openxmlformats.org/drawingml/2006/wordprocessingDrawing" xmlns:w="http://schemas.openxmlformats.org/wordprocessingml/2006/main" xmlns:w14="http://schemas.microsoft.com/office/word/2010/wordml" xmlns:w10="urn:schemas-microsoft-com:office:word" xmlns:w15="http://schemas.microsoft.com/office/word/2012/wordml" xmlns:wpg="http://schemas.microsoft.com/office/word/2010/wordprocessingGroup" xmlns:wpi="http://schemas.microsoft.com/office/word/2010/wordprocessingInk" xmlns:wne="http://schemas.microsoft.com/office/word/2006/wordml" xmlns:wps="http://schemas.microsoft.com/office/word/2010/wordprocessingShape" xmlns:wpsCustomData="http://www.wps.cn/officeDocument/2013/wpsCustomData" mc:Ignorable="w14 w15 wp14">
   <w:body>
     <w:p>
       <w:pPr>
         <w:jc w:val="center"/>
         <w:rPr>
-          <w:rFonts w:ascii="黑体" w:eastAsia="黑体" w:hAnsi="黑体"/>
+          <w:rFonts w:ascii="黑体" w:hAnsi="黑体" w:eastAsia="黑体"/>
           <w:b/>
           <w:bCs/>
           <w:sz w:val="44"/>
           <w:szCs w:val="44"/>
         </w:rPr>
       </w:pPr>
+      <w:bookmarkStart w:id="0" w:name="_GoBack"/>
+      <w:bookmarkEnd w:id="0"/>
       <w:r>
         <w:rPr>
-          <w:rFonts w:ascii="黑体" w:eastAsia="黑体" w:hAnsi="黑体" w:hint="eastAsia"/>
+          <w:rFonts w:hint="eastAsia" w:ascii="黑体" w:hAnsi="黑体" w:eastAsia="黑体"/>
           <w:b/>
           <w:bCs/>
           <w:sz w:val="44"/>
@@ -25,17 +27,18 @@
       </w:r>
       <w:r>
         <w:rPr>
-          <w:rFonts w:ascii="黑体" w:eastAsia="黑体" w:hAnsi="黑体"/>
+          <w:rFonts w:hint="eastAsia" w:ascii="黑体" w:hAnsi="黑体" w:eastAsia="黑体"/>
           <w:b/>
           <w:bCs/>
           <w:sz w:val="44"/>
           <w:szCs w:val="44"/>
+          <w:lang w:val="en-US" w:eastAsia="zh-CN"/>
         </w:rPr>
-        <w:t>5</w:t>
+        <w:t>6</w:t>
       </w:r>
       <w:r>
         <w:rPr>
-          <w:rFonts w:ascii="黑体" w:eastAsia="黑体" w:hAnsi="黑体" w:hint="eastAsia"/>
+          <w:rFonts w:hint="eastAsia" w:ascii="黑体" w:hAnsi="黑体" w:eastAsia="黑体"/>
           <w:b/>
           <w:bCs/>
           <w:color w:val="000000"/>
@@ -46,18 +49,19 @@
       </w:r>
       <w:r>
         <w:rPr>
-          <w:rFonts w:ascii="黑体" w:eastAsia="黑体" w:hAnsi="黑体" w:hint="eastAsia"/>
+          <w:rFonts w:hint="eastAsia" w:ascii="黑体" w:hAnsi="黑体" w:eastAsia="黑体"/>
           <w:b/>
           <w:bCs/>
           <w:color w:val="000000"/>
           <w:sz w:val="44"/>
           <w:szCs w:val="44"/>
+          <w:lang w:val="en-US" w:eastAsia="zh-CN"/>
         </w:rPr>
-        <w:t>七</w:t>
+        <w:t>八</w:t>
       </w:r>
       <w:r>
         <w:rPr>
-          <w:rFonts w:ascii="黑体" w:eastAsia="黑体" w:hAnsi="黑体" w:hint="eastAsia"/>
+          <w:rFonts w:hint="eastAsia" w:ascii="黑体" w:hAnsi="黑体" w:eastAsia="黑体"/>
           <w:b/>
           <w:bCs/>
           <w:color w:val="000000"/>
@@ -68,19 +72,40 @@
       </w:r>
       <w:r>
         <w:rPr>
-          <w:rFonts w:ascii="黑体" w:eastAsia="黑体" w:hAnsi="黑体" w:hint="eastAsia"/>
+          <w:rFonts w:hint="eastAsia" w:ascii="黑体" w:hAnsi="黑体" w:eastAsia="黑体"/>
           <w:b/>
           <w:bCs/>
           <w:sz w:val="44"/>
           <w:szCs w:val="44"/>
         </w:rPr>
-        <w:t>“迎新杯”排球赛报名表</w:t>
+        <w:t>排球</w:t>
+      </w:r>
+      <w:r>
+        <w:rPr>
+          <w:rFonts w:hint="eastAsia" w:ascii="黑体" w:hAnsi="黑体" w:eastAsia="黑体"/>
+          <w:b/>
+          <w:bCs/>
+          <w:sz w:val="44"/>
+          <w:szCs w:val="44"/>
+          <w:lang w:val="en-US" w:eastAsia="zh-CN"/>
+        </w:rPr>
+        <w:t>锦标赛</w:t>
+      </w:r>
+      <w:r>
+        <w:rPr>
+          <w:rFonts w:hint="eastAsia" w:ascii="黑体" w:hAnsi="黑体" w:eastAsia="黑体"/>
+          <w:b/>
+          <w:bCs/>
+          <w:sz w:val="44"/>
+          <w:szCs w:val="44"/>
+        </w:rPr>
+        <w:t>报名表</w:t>
       </w:r>
     </w:p>
     <w:p>
       <w:pPr>
         <w:rPr>
-          <w:rFonts w:ascii="黑体" w:eastAsia="黑体" w:hAnsi="黑体"/>
+          <w:rFonts w:ascii="黑体" w:hAnsi="黑体" w:eastAsia="黑体"/>
           <w:b/>
           <w:sz w:val="30"/>
           <w:szCs w:val="30"/>
@@ -88,7 +113,7 @@
       </w:pPr>
       <w:r>
         <w:rPr>
-          <w:rFonts w:ascii="黑体" w:eastAsia="黑体" w:hAnsi="黑体" w:hint="eastAsia"/>
+          <w:rFonts w:hint="eastAsia" w:ascii="黑体" w:hAnsi="黑体" w:eastAsia="黑体"/>
           <w:b/>
           <w:sz w:val="30"/>
           <w:szCs w:val="30"/>
@@ -97,7 +122,7 @@
       </w:r>
       <w:r>
         <w:rPr>
-          <w:rFonts w:ascii="黑体" w:eastAsia="黑体" w:hAnsi="黑体"/>
+          <w:rFonts w:ascii="黑体" w:hAnsi="黑体" w:eastAsia="黑体"/>
           <w:b/>
           <w:sz w:val="30"/>
           <w:szCs w:val="30"/>
@@ -106,7 +131,7 @@
       </w:r>
       <w:r>
         <w:rPr>
-          <w:rFonts w:ascii="黑体" w:eastAsia="黑体" w:hAnsi="黑体" w:hint="eastAsia"/>
+          <w:rFonts w:hint="eastAsia" w:ascii="黑体" w:hAnsi="黑体" w:eastAsia="黑体"/>
           <w:b/>
           <w:sz w:val="30"/>
           <w:szCs w:val="30"/>
@@ -116,17 +141,24 @@
     </w:p>
     <w:tbl>
       <w:tblPr>
+        <w:tblStyle w:val="4"/>
         <w:tblW w:w="0" w:type="auto"/>
+        <w:tblInd w:w="0" w:type="dxa"/>
         <w:tblBorders>
-          <w:top w:val="single" w:sz="4" w:space="0" w:color="auto"/>
-          <w:left w:val="single" w:sz="4" w:space="0" w:color="auto"/>
-          <w:bottom w:val="single" w:sz="4" w:space="0" w:color="auto"/>
-          <w:right w:val="single" w:sz="4" w:space="0" w:color="auto"/>
-          <w:insideH w:val="single" w:sz="4" w:space="0" w:color="auto"/>
-          <w:insideV w:val="single" w:sz="4" w:space="0" w:color="auto"/>
+          <w:top w:val="single" w:color="auto" w:sz="4" w:space="0"/>
+          <w:left w:val="single" w:color="auto" w:sz="4" w:space="0"/>
+          <w:bottom w:val="single" w:color="auto" w:sz="4" w:space="0"/>
+          <w:right w:val="single" w:color="auto" w:sz="4" w:space="0"/>
+          <w:insideH w:val="single" w:color="auto" w:sz="4" w:space="0"/>
+          <w:insideV w:val="single" w:color="auto" w:sz="4" w:space="0"/>
         </w:tblBorders>
         <w:tblLayout w:type="fixed"/>
-        <w:tblLook w:val="0000" w:firstRow="0" w:lastRow="0" w:firstColumn="0" w:lastColumn="0" w:noHBand="0" w:noVBand="0"/>
+        <w:tblCellMar>
+          <w:top w:w="0" w:type="dxa"/>
+          <w:left w:w="108" w:type="dxa"/>
+          <w:bottom w:w="0" w:type="dxa"/>
+          <w:right w:w="108" w:type="dxa"/>
+        </w:tblCellMar>
       </w:tblPr>
       <w:tblGrid>
         <w:gridCol w:w="925"/>
@@ -138,7 +170,7 @@
       </w:tblGrid>
       <w:tr>
         <w:trPr>
-          <w:trHeight w:val="647"/>
+          <w:trHeight w:val="647" w:hRule="atLeast"/>
         </w:trPr>
         <w:tc>
           <w:tcPr>
@@ -150,7 +182,7 @@
               <w:spacing w:line="360" w:lineRule="exact"/>
               <w:jc w:val="center"/>
               <w:rPr>
-                <w:rFonts w:ascii="黑体" w:eastAsia="黑体" w:hAnsi="黑体"/>
+                <w:rFonts w:ascii="黑体" w:hAnsi="黑体" w:eastAsia="黑体"/>
                 <w:b/>
                 <w:sz w:val="32"/>
                 <w:szCs w:val="32"/>
@@ -158,7 +190,7 @@
             </w:pPr>
             <w:r>
               <w:rPr>
-                <w:rFonts w:ascii="黑体" w:eastAsia="黑体" w:hAnsi="黑体" w:hint="eastAsia"/>
+                <w:rFonts w:hint="eastAsia" w:ascii="黑体" w:hAnsi="黑体" w:eastAsia="黑体"/>
                 <w:b/>
                 <w:sz w:val="32"/>
                 <w:szCs w:val="32"/>
@@ -177,7 +209,7 @@
               <w:spacing w:line="360" w:lineRule="exact"/>
               <w:jc w:val="center"/>
               <w:rPr>
-                <w:rFonts w:ascii="黑体" w:eastAsia="黑体" w:hAnsi="黑体"/>
+                <w:rFonts w:ascii="黑体" w:hAnsi="黑体" w:eastAsia="黑体"/>
                 <w:b/>
                 <w:sz w:val="32"/>
                 <w:szCs w:val="32"/>
@@ -185,7 +217,7 @@
             </w:pPr>
             <w:r>
               <w:rPr>
-                <w:rFonts w:ascii="黑体" w:eastAsia="黑体" w:hAnsi="黑体" w:hint="eastAsia"/>
+                <w:rFonts w:hint="eastAsia" w:ascii="黑体" w:hAnsi="黑体" w:eastAsia="黑体"/>
                 <w:b/>
                 <w:sz w:val="32"/>
                 <w:szCs w:val="32"/>
@@ -204,7 +236,7 @@
               <w:spacing w:line="360" w:lineRule="exact"/>
               <w:jc w:val="center"/>
               <w:rPr>
-                <w:rFonts w:ascii="黑体" w:eastAsia="黑体" w:hAnsi="黑体"/>
+                <w:rFonts w:ascii="黑体" w:hAnsi="黑体" w:eastAsia="黑体"/>
                 <w:b/>
                 <w:sz w:val="32"/>
                 <w:szCs w:val="32"/>
@@ -212,7 +244,7 @@
             </w:pPr>
             <w:r>
               <w:rPr>
-                <w:rFonts w:ascii="黑体" w:eastAsia="黑体" w:hAnsi="黑体" w:hint="eastAsia"/>
+                <w:rFonts w:hint="eastAsia" w:ascii="黑体" w:hAnsi="黑体" w:eastAsia="黑体"/>
                 <w:b/>
                 <w:sz w:val="32"/>
                 <w:szCs w:val="32"/>
@@ -231,7 +263,7 @@
               <w:spacing w:line="360" w:lineRule="exact"/>
               <w:jc w:val="center"/>
               <w:rPr>
-                <w:rFonts w:ascii="黑体" w:eastAsia="黑体" w:hAnsi="黑体"/>
+                <w:rFonts w:ascii="黑体" w:hAnsi="黑体" w:eastAsia="黑体"/>
                 <w:b/>
                 <w:sz w:val="32"/>
                 <w:szCs w:val="32"/>
@@ -239,7 +271,7 @@
             </w:pPr>
             <w:r>
               <w:rPr>
-                <w:rFonts w:ascii="黑体" w:eastAsia="黑体" w:hAnsi="黑体" w:hint="eastAsia"/>
+                <w:rFonts w:hint="eastAsia" w:ascii="黑体" w:hAnsi="黑体" w:eastAsia="黑体"/>
                 <w:b/>
                 <w:sz w:val="32"/>
                 <w:szCs w:val="32"/>
@@ -258,7 +290,7 @@
               <w:spacing w:line="360" w:lineRule="exact"/>
               <w:jc w:val="center"/>
               <w:rPr>
-                <w:rFonts w:ascii="黑体" w:eastAsia="黑体" w:hAnsi="黑体"/>
+                <w:rFonts w:ascii="黑体" w:hAnsi="黑体" w:eastAsia="黑体"/>
                 <w:b/>
                 <w:sz w:val="32"/>
                 <w:szCs w:val="32"/>
@@ -266,7 +298,7 @@
             </w:pPr>
             <w:r>
               <w:rPr>
-                <w:rFonts w:ascii="黑体" w:eastAsia="黑体" w:hAnsi="黑体" w:hint="eastAsia"/>
+                <w:rFonts w:hint="eastAsia" w:ascii="黑体" w:hAnsi="黑体" w:eastAsia="黑体"/>
                 <w:b/>
                 <w:sz w:val="32"/>
                 <w:szCs w:val="32"/>
@@ -285,7 +317,7 @@
               <w:spacing w:line="360" w:lineRule="exact"/>
               <w:jc w:val="center"/>
               <w:rPr>
-                <w:rFonts w:ascii="黑体" w:eastAsia="黑体" w:hAnsi="黑体"/>
+                <w:rFonts w:ascii="黑体" w:hAnsi="黑体" w:eastAsia="黑体"/>
                 <w:b/>
                 <w:sz w:val="32"/>
                 <w:szCs w:val="32"/>
@@ -293,7 +325,7 @@
             </w:pPr>
             <w:r>
               <w:rPr>
-                <w:rFonts w:ascii="黑体" w:eastAsia="黑体" w:hAnsi="黑体" w:hint="eastAsia"/>
+                <w:rFonts w:hint="eastAsia" w:ascii="黑体" w:hAnsi="黑体" w:eastAsia="黑体"/>
                 <w:b/>
                 <w:sz w:val="32"/>
                 <w:szCs w:val="32"/>
@@ -305,7 +337,7 @@
       </w:tr>
       <w:tr>
         <w:trPr>
-          <w:trHeight w:val="663"/>
+          <w:trHeight w:val="663" w:hRule="atLeast"/>
         </w:trPr>
         <w:tc>
           <w:tcPr>
@@ -317,7 +349,7 @@
               <w:spacing w:line="360" w:lineRule="exact"/>
               <w:jc w:val="center"/>
               <w:rPr>
-                <w:rFonts w:ascii="黑体" w:eastAsia="黑体" w:hAnsi="黑体"/>
+                <w:rFonts w:ascii="黑体" w:hAnsi="黑体" w:eastAsia="黑体"/>
                 <w:b/>
                 <w:sz w:val="32"/>
                 <w:szCs w:val="32"/>
@@ -326,7 +358,7 @@
             </w:pPr>
             <w:r>
               <w:rPr>
-                <w:rFonts w:ascii="黑体" w:eastAsia="黑体" w:hAnsi="黑体" w:hint="eastAsia"/>
+                <w:rFonts w:hint="eastAsia" w:ascii="黑体" w:hAnsi="黑体" w:eastAsia="黑体"/>
                 <w:b/>
                 <w:sz w:val="32"/>
                 <w:szCs w:val="32"/>
@@ -346,7 +378,7 @@
               <w:spacing w:line="360" w:lineRule="exact"/>
               <w:jc w:val="center"/>
               <w:rPr>
-                <w:rFonts w:ascii="黑体" w:eastAsia="黑体" w:hAnsi="黑体"/>
+                <w:rFonts w:ascii="黑体" w:hAnsi="黑体" w:eastAsia="黑体"/>
                 <w:b/>
                 <w:sz w:val="32"/>
                 <w:szCs w:val="32"/>
@@ -364,7 +396,7 @@
               <w:spacing w:line="360" w:lineRule="exact"/>
               <w:jc w:val="center"/>
               <w:rPr>
-                <w:rFonts w:ascii="黑体" w:eastAsia="黑体" w:hAnsi="黑体"/>
+                <w:rFonts w:ascii="黑体" w:hAnsi="黑体" w:eastAsia="黑体"/>
                 <w:b/>
                 <w:sz w:val="32"/>
                 <w:szCs w:val="32"/>
@@ -382,7 +414,7 @@
               <w:spacing w:line="360" w:lineRule="exact"/>
               <w:jc w:val="center"/>
               <w:rPr>
-                <w:rFonts w:ascii="黑体" w:eastAsia="黑体" w:hAnsi="黑体"/>
+                <w:rFonts w:ascii="黑体" w:hAnsi="黑体" w:eastAsia="黑体"/>
                 <w:b/>
                 <w:sz w:val="32"/>
                 <w:szCs w:val="32"/>
@@ -390,7 +422,7 @@
             </w:pPr>
             <w:r>
               <w:rPr>
-                <w:rFonts w:ascii="黑体" w:eastAsia="黑体" w:hAnsi="黑体"/>
+                <w:rFonts w:ascii="黑体" w:hAnsi="黑体" w:eastAsia="黑体"/>
                 <w:b/>
                 <w:sz w:val="32"/>
                 <w:szCs w:val="32"/>
@@ -409,7 +441,7 @@
               <w:spacing w:line="360" w:lineRule="exact"/>
               <w:jc w:val="center"/>
               <w:rPr>
-                <w:rFonts w:ascii="黑体" w:eastAsia="黑体" w:hAnsi="黑体"/>
+                <w:rFonts w:ascii="黑体" w:hAnsi="黑体" w:eastAsia="黑体"/>
                 <w:b/>
                 <w:sz w:val="32"/>
                 <w:szCs w:val="32"/>
@@ -427,7 +459,7 @@
               <w:spacing w:line="360" w:lineRule="exact"/>
               <w:jc w:val="center"/>
               <w:rPr>
-                <w:rFonts w:ascii="黑体" w:eastAsia="黑体" w:hAnsi="黑体"/>
+                <w:rFonts w:ascii="黑体" w:hAnsi="黑体" w:eastAsia="黑体"/>
                 <w:b/>
                 <w:sz w:val="32"/>
                 <w:szCs w:val="32"/>
@@ -438,7 +470,7 @@
       </w:tr>
       <w:tr>
         <w:trPr>
-          <w:trHeight w:val="647"/>
+          <w:trHeight w:val="647" w:hRule="atLeast"/>
         </w:trPr>
         <w:tc>
           <w:tcPr>
@@ -450,7 +482,7 @@
               <w:spacing w:line="360" w:lineRule="exact"/>
               <w:jc w:val="center"/>
               <w:rPr>
-                <w:rFonts w:ascii="黑体" w:eastAsia="黑体" w:hAnsi="黑体"/>
+                <w:rFonts w:ascii="黑体" w:hAnsi="黑体" w:eastAsia="黑体"/>
                 <w:b/>
                 <w:sz w:val="32"/>
                 <w:szCs w:val="32"/>
@@ -458,7 +490,7 @@
             </w:pPr>
             <w:r>
               <w:rPr>
-                <w:rFonts w:ascii="黑体" w:eastAsia="黑体" w:hAnsi="黑体" w:hint="eastAsia"/>
+                <w:rFonts w:hint="eastAsia" w:ascii="黑体" w:hAnsi="黑体" w:eastAsia="黑体"/>
                 <w:b/>
                 <w:sz w:val="32"/>
                 <w:szCs w:val="32"/>
@@ -477,7 +509,7 @@
               <w:spacing w:line="360" w:lineRule="exact"/>
               <w:jc w:val="center"/>
               <w:rPr>
-                <w:rFonts w:ascii="黑体" w:eastAsia="黑体" w:hAnsi="黑体" w:hint="eastAsia"/>
+                <w:rFonts w:hint="eastAsia" w:ascii="黑体" w:hAnsi="黑体" w:eastAsia="黑体"/>
                 <w:b/>
                 <w:sz w:val="32"/>
                 <w:szCs w:val="32"/>
@@ -495,7 +527,7 @@
               <w:spacing w:line="360" w:lineRule="exact"/>
               <w:jc w:val="center"/>
               <w:rPr>
-                <w:rFonts w:ascii="黑体" w:eastAsia="黑体" w:hAnsi="黑体" w:hint="eastAsia"/>
+                <w:rFonts w:hint="eastAsia" w:ascii="黑体" w:hAnsi="黑体" w:eastAsia="黑体"/>
                 <w:b/>
                 <w:sz w:val="32"/>
                 <w:szCs w:val="32"/>
@@ -513,7 +545,7 @@
               <w:spacing w:line="360" w:lineRule="exact"/>
               <w:jc w:val="center"/>
               <w:rPr>
-                <w:rFonts w:ascii="黑体" w:eastAsia="黑体" w:hAnsi="黑体"/>
+                <w:rFonts w:ascii="黑体" w:hAnsi="黑体" w:eastAsia="黑体"/>
                 <w:b/>
                 <w:sz w:val="32"/>
                 <w:szCs w:val="32"/>
@@ -531,7 +563,7 @@
               <w:spacing w:line="360" w:lineRule="exact"/>
               <w:jc w:val="center"/>
               <w:rPr>
-                <w:rFonts w:ascii="黑体" w:eastAsia="黑体" w:hAnsi="黑体"/>
+                <w:rFonts w:ascii="黑体" w:hAnsi="黑体" w:eastAsia="黑体"/>
                 <w:b/>
                 <w:sz w:val="32"/>
                 <w:szCs w:val="32"/>
@@ -548,7 +580,7 @@
             <w:pPr>
               <w:spacing w:line="360" w:lineRule="exact"/>
               <w:rPr>
-                <w:rFonts w:ascii="黑体" w:eastAsia="黑体" w:hAnsi="黑体"/>
+                <w:rFonts w:ascii="黑体" w:hAnsi="黑体" w:eastAsia="黑体"/>
                 <w:b/>
                 <w:sz w:val="32"/>
                 <w:szCs w:val="32"/>
@@ -559,7 +591,7 @@
       </w:tr>
       <w:tr>
         <w:trPr>
-          <w:trHeight w:val="647"/>
+          <w:trHeight w:val="647" w:hRule="atLeast"/>
         </w:trPr>
         <w:tc>
           <w:tcPr>
@@ -571,7 +603,7 @@
               <w:spacing w:line="360" w:lineRule="exact"/>
               <w:jc w:val="center"/>
               <w:rPr>
-                <w:rFonts w:ascii="黑体" w:eastAsia="黑体" w:hAnsi="黑体"/>
+                <w:rFonts w:ascii="黑体" w:hAnsi="黑体" w:eastAsia="黑体"/>
                 <w:b/>
                 <w:sz w:val="32"/>
                 <w:szCs w:val="32"/>
@@ -579,7 +611,7 @@
             </w:pPr>
             <w:r>
               <w:rPr>
-                <w:rFonts w:ascii="黑体" w:eastAsia="黑体" w:hAnsi="黑体" w:hint="eastAsia"/>
+                <w:rFonts w:hint="eastAsia" w:ascii="黑体" w:hAnsi="黑体" w:eastAsia="黑体"/>
                 <w:b/>
                 <w:sz w:val="32"/>
                 <w:szCs w:val="32"/>
@@ -598,7 +630,7 @@
               <w:spacing w:line="360" w:lineRule="exact"/>
               <w:jc w:val="center"/>
               <w:rPr>
-                <w:rFonts w:ascii="黑体" w:eastAsia="黑体" w:hAnsi="黑体" w:hint="eastAsia"/>
+                <w:rFonts w:hint="eastAsia" w:ascii="黑体" w:hAnsi="黑体" w:eastAsia="黑体"/>
                 <w:b/>
                 <w:sz w:val="32"/>
                 <w:szCs w:val="32"/>
@@ -616,7 +648,7 @@
               <w:spacing w:line="360" w:lineRule="exact"/>
               <w:jc w:val="center"/>
               <w:rPr>
-                <w:rFonts w:ascii="黑体" w:eastAsia="黑体" w:hAnsi="黑体" w:hint="eastAsia"/>
+                <w:rFonts w:hint="eastAsia" w:ascii="黑体" w:hAnsi="黑体" w:eastAsia="黑体"/>
                 <w:b/>
                 <w:sz w:val="32"/>
                 <w:szCs w:val="32"/>
@@ -633,7 +665,7 @@
             <w:pPr>
               <w:spacing w:line="360" w:lineRule="exact"/>
               <w:rPr>
-                <w:rFonts w:ascii="黑体" w:eastAsia="黑体" w:hAnsi="黑体"/>
+                <w:rFonts w:ascii="黑体" w:hAnsi="黑体" w:eastAsia="黑体"/>
                 <w:b/>
                 <w:sz w:val="32"/>
                 <w:szCs w:val="32"/>
@@ -641,7 +673,7 @@
             </w:pPr>
             <w:r>
               <w:rPr>
-                <w:rFonts w:ascii="黑体" w:eastAsia="黑体" w:hAnsi="黑体"/>
+                <w:rFonts w:ascii="黑体" w:hAnsi="黑体" w:eastAsia="黑体"/>
                 <w:b/>
                 <w:sz w:val="32"/>
                 <w:szCs w:val="32"/>
@@ -660,7 +692,7 @@
               <w:spacing w:line="360" w:lineRule="exact"/>
               <w:jc w:val="center"/>
               <w:rPr>
-                <w:rFonts w:ascii="黑体" w:eastAsia="黑体" w:hAnsi="黑体"/>
+                <w:rFonts w:ascii="黑体" w:hAnsi="黑体" w:eastAsia="黑体"/>
                 <w:b/>
                 <w:sz w:val="32"/>
                 <w:szCs w:val="32"/>
@@ -678,7 +710,7 @@
               <w:spacing w:line="360" w:lineRule="exact"/>
               <w:jc w:val="center"/>
               <w:rPr>
-                <w:rFonts w:ascii="黑体" w:eastAsia="黑体" w:hAnsi="黑体"/>
+                <w:rFonts w:ascii="黑体" w:hAnsi="黑体" w:eastAsia="黑体"/>
                 <w:b/>
                 <w:sz w:val="32"/>
                 <w:szCs w:val="32"/>
@@ -689,7 +721,7 @@
       </w:tr>
       <w:tr>
         <w:trPr>
-          <w:trHeight w:val="647"/>
+          <w:trHeight w:val="647" w:hRule="atLeast"/>
         </w:trPr>
         <w:tc>
           <w:tcPr>
@@ -701,7 +733,7 @@
               <w:spacing w:line="360" w:lineRule="exact"/>
               <w:jc w:val="center"/>
               <w:rPr>
-                <w:rFonts w:ascii="黑体" w:eastAsia="黑体" w:hAnsi="黑体"/>
+                <w:rFonts w:ascii="黑体" w:hAnsi="黑体" w:eastAsia="黑体"/>
                 <w:b/>
                 <w:sz w:val="32"/>
                 <w:szCs w:val="32"/>
@@ -709,7 +741,7 @@
             </w:pPr>
             <w:r>
               <w:rPr>
-                <w:rFonts w:ascii="黑体" w:eastAsia="黑体" w:hAnsi="黑体" w:hint="eastAsia"/>
+                <w:rFonts w:hint="eastAsia" w:ascii="黑体" w:hAnsi="黑体" w:eastAsia="黑体"/>
                 <w:b/>
                 <w:sz w:val="32"/>
                 <w:szCs w:val="32"/>
@@ -728,7 +760,7 @@
               <w:spacing w:line="360" w:lineRule="exact"/>
               <w:jc w:val="center"/>
               <w:rPr>
-                <w:rFonts w:ascii="黑体" w:eastAsia="黑体" w:hAnsi="黑体" w:hint="eastAsia"/>
+                <w:rFonts w:hint="eastAsia" w:ascii="黑体" w:hAnsi="黑体" w:eastAsia="黑体"/>
                 <w:b/>
                 <w:sz w:val="32"/>
                 <w:szCs w:val="32"/>
@@ -746,7 +778,7 @@
               <w:spacing w:line="360" w:lineRule="exact"/>
               <w:jc w:val="center"/>
               <w:rPr>
-                <w:rFonts w:ascii="黑体" w:eastAsia="黑体" w:hAnsi="黑体" w:hint="eastAsia"/>
+                <w:rFonts w:hint="eastAsia" w:ascii="黑体" w:hAnsi="黑体" w:eastAsia="黑体"/>
                 <w:b/>
                 <w:sz w:val="32"/>
                 <w:szCs w:val="32"/>
@@ -764,7 +796,7 @@
               <w:spacing w:line="360" w:lineRule="exact"/>
               <w:jc w:val="center"/>
               <w:rPr>
-                <w:rFonts w:ascii="黑体" w:eastAsia="黑体" w:hAnsi="黑体"/>
+                <w:rFonts w:ascii="黑体" w:hAnsi="黑体" w:eastAsia="黑体"/>
                 <w:b/>
                 <w:sz w:val="32"/>
                 <w:szCs w:val="32"/>
@@ -782,7 +814,7 @@
               <w:spacing w:line="360" w:lineRule="exact"/>
               <w:jc w:val="center"/>
               <w:rPr>
-                <w:rFonts w:ascii="黑体" w:eastAsia="黑体" w:hAnsi="黑体"/>
+                <w:rFonts w:ascii="黑体" w:hAnsi="黑体" w:eastAsia="黑体"/>
                 <w:b/>
                 <w:sz w:val="32"/>
                 <w:szCs w:val="32"/>
@@ -800,7 +832,7 @@
               <w:spacing w:line="360" w:lineRule="exact"/>
               <w:jc w:val="center"/>
               <w:rPr>
-                <w:rFonts w:ascii="黑体" w:eastAsia="黑体" w:hAnsi="黑体"/>
+                <w:rFonts w:ascii="黑体" w:hAnsi="黑体" w:eastAsia="黑体"/>
                 <w:b/>
                 <w:sz w:val="32"/>
                 <w:szCs w:val="32"/>
@@ -811,7 +843,7 @@
       </w:tr>
       <w:tr>
         <w:trPr>
-          <w:trHeight w:val="647"/>
+          <w:trHeight w:val="647" w:hRule="atLeast"/>
         </w:trPr>
         <w:tc>
           <w:tcPr>
@@ -823,7 +855,7 @@
               <w:spacing w:line="360" w:lineRule="exact"/>
               <w:jc w:val="center"/>
               <w:rPr>
-                <w:rFonts w:ascii="黑体" w:eastAsia="黑体" w:hAnsi="黑体"/>
+                <w:rFonts w:ascii="黑体" w:hAnsi="黑体" w:eastAsia="黑体"/>
                 <w:b/>
                 <w:sz w:val="32"/>
                 <w:szCs w:val="32"/>
@@ -831,7 +863,7 @@
             </w:pPr>
             <w:r>
               <w:rPr>
-                <w:rFonts w:ascii="黑体" w:eastAsia="黑体" w:hAnsi="黑体" w:hint="eastAsia"/>
+                <w:rFonts w:hint="eastAsia" w:ascii="黑体" w:hAnsi="黑体" w:eastAsia="黑体"/>
                 <w:b/>
                 <w:sz w:val="32"/>
                 <w:szCs w:val="32"/>
@@ -850,7 +882,7 @@
               <w:spacing w:line="360" w:lineRule="exact"/>
               <w:jc w:val="center"/>
               <w:rPr>
-                <w:rFonts w:ascii="黑体" w:eastAsia="黑体" w:hAnsi="黑体" w:hint="eastAsia"/>
+                <w:rFonts w:hint="eastAsia" w:ascii="黑体" w:hAnsi="黑体" w:eastAsia="黑体"/>
                 <w:b/>
                 <w:sz w:val="32"/>
                 <w:szCs w:val="32"/>
@@ -868,7 +900,7 @@
               <w:spacing w:line="360" w:lineRule="exact"/>
               <w:jc w:val="center"/>
               <w:rPr>
-                <w:rFonts w:ascii="黑体" w:eastAsia="黑体" w:hAnsi="黑体" w:hint="eastAsia"/>
+                <w:rFonts w:hint="eastAsia" w:ascii="黑体" w:hAnsi="黑体" w:eastAsia="黑体"/>
                 <w:b/>
                 <w:sz w:val="32"/>
                 <w:szCs w:val="32"/>
@@ -886,7 +918,7 @@
               <w:spacing w:line="360" w:lineRule="exact"/>
               <w:jc w:val="center"/>
               <w:rPr>
-                <w:rFonts w:ascii="黑体" w:eastAsia="黑体" w:hAnsi="黑体"/>
+                <w:rFonts w:ascii="黑体" w:hAnsi="黑体" w:eastAsia="黑体"/>
                 <w:b/>
                 <w:sz w:val="32"/>
                 <w:szCs w:val="32"/>
@@ -904,7 +936,7 @@
               <w:spacing w:line="360" w:lineRule="exact"/>
               <w:jc w:val="center"/>
               <w:rPr>
-                <w:rFonts w:ascii="黑体" w:eastAsia="黑体" w:hAnsi="黑体"/>
+                <w:rFonts w:ascii="黑体" w:hAnsi="黑体" w:eastAsia="黑体"/>
                 <w:b/>
                 <w:sz w:val="32"/>
                 <w:szCs w:val="32"/>
@@ -922,7 +954,7 @@
               <w:spacing w:line="360" w:lineRule="exact"/>
               <w:jc w:val="center"/>
               <w:rPr>
-                <w:rFonts w:ascii="黑体" w:eastAsia="黑体" w:hAnsi="黑体"/>
+                <w:rFonts w:ascii="黑体" w:hAnsi="黑体" w:eastAsia="黑体"/>
                 <w:b/>
                 <w:sz w:val="32"/>
                 <w:szCs w:val="32"/>
@@ -933,7 +965,7 @@
       </w:tr>
       <w:tr>
         <w:trPr>
-          <w:trHeight w:val="647"/>
+          <w:trHeight w:val="647" w:hRule="atLeast"/>
         </w:trPr>
         <w:tc>
           <w:tcPr>
@@ -945,7 +977,7 @@
               <w:spacing w:line="360" w:lineRule="exact"/>
               <w:jc w:val="center"/>
               <w:rPr>
-                <w:rFonts w:ascii="黑体" w:eastAsia="黑体" w:hAnsi="黑体"/>
+                <w:rFonts w:ascii="黑体" w:hAnsi="黑体" w:eastAsia="黑体"/>
                 <w:b/>
                 <w:sz w:val="32"/>
                 <w:szCs w:val="32"/>
@@ -953,7 +985,7 @@
             </w:pPr>
             <w:r>
               <w:rPr>
-                <w:rFonts w:ascii="黑体" w:eastAsia="黑体" w:hAnsi="黑体" w:hint="eastAsia"/>
+                <w:rFonts w:hint="eastAsia" w:ascii="黑体" w:hAnsi="黑体" w:eastAsia="黑体"/>
                 <w:b/>
                 <w:sz w:val="32"/>
                 <w:szCs w:val="32"/>
@@ -972,7 +1004,7 @@
               <w:spacing w:line="360" w:lineRule="exact"/>
               <w:jc w:val="center"/>
               <w:rPr>
-                <w:rFonts w:ascii="黑体" w:eastAsia="黑体" w:hAnsi="黑体" w:hint="eastAsia"/>
+                <w:rFonts w:hint="eastAsia" w:ascii="黑体" w:hAnsi="黑体" w:eastAsia="黑体"/>
                 <w:b/>
                 <w:sz w:val="32"/>
                 <w:szCs w:val="32"/>
@@ -990,7 +1022,7 @@
               <w:spacing w:line="360" w:lineRule="exact"/>
               <w:jc w:val="center"/>
               <w:rPr>
-                <w:rFonts w:ascii="黑体" w:eastAsia="黑体" w:hAnsi="黑体" w:hint="eastAsia"/>
+                <w:rFonts w:hint="eastAsia" w:ascii="黑体" w:hAnsi="黑体" w:eastAsia="黑体"/>
                 <w:b/>
                 <w:sz w:val="32"/>
                 <w:szCs w:val="32"/>
@@ -1008,7 +1040,7 @@
               <w:spacing w:line="360" w:lineRule="exact"/>
               <w:jc w:val="center"/>
               <w:rPr>
-                <w:rFonts w:ascii="黑体" w:eastAsia="黑体" w:hAnsi="黑体"/>
+                <w:rFonts w:ascii="黑体" w:hAnsi="黑体" w:eastAsia="黑体"/>
                 <w:b/>
                 <w:sz w:val="32"/>
                 <w:szCs w:val="32"/>
@@ -1026,7 +1058,7 @@
               <w:spacing w:line="360" w:lineRule="exact"/>
               <w:jc w:val="center"/>
               <w:rPr>
-                <w:rFonts w:ascii="黑体" w:eastAsia="黑体" w:hAnsi="黑体"/>
+                <w:rFonts w:ascii="黑体" w:hAnsi="黑体" w:eastAsia="黑体"/>
                 <w:b/>
                 <w:sz w:val="32"/>
                 <w:szCs w:val="32"/>
@@ -1044,7 +1076,7 @@
               <w:spacing w:line="360" w:lineRule="exact"/>
               <w:jc w:val="center"/>
               <w:rPr>
-                <w:rFonts w:ascii="黑体" w:eastAsia="黑体" w:hAnsi="黑体"/>
+                <w:rFonts w:ascii="黑体" w:hAnsi="黑体" w:eastAsia="黑体"/>
                 <w:b/>
                 <w:sz w:val="32"/>
                 <w:szCs w:val="32"/>
@@ -1055,7 +1087,7 @@
       </w:tr>
       <w:tr>
         <w:trPr>
-          <w:trHeight w:val="647"/>
+          <w:trHeight w:val="647" w:hRule="atLeast"/>
         </w:trPr>
         <w:tc>
           <w:tcPr>
@@ -1067,7 +1099,7 @@
               <w:spacing w:line="360" w:lineRule="exact"/>
               <w:jc w:val="center"/>
               <w:rPr>
-                <w:rFonts w:ascii="黑体" w:eastAsia="黑体" w:hAnsi="黑体"/>
+                <w:rFonts w:ascii="黑体" w:hAnsi="黑体" w:eastAsia="黑体"/>
                 <w:b/>
                 <w:sz w:val="32"/>
                 <w:szCs w:val="32"/>
@@ -1075,7 +1107,7 @@
             </w:pPr>
             <w:r>
               <w:rPr>
-                <w:rFonts w:ascii="黑体" w:eastAsia="黑体" w:hAnsi="黑体" w:hint="eastAsia"/>
+                <w:rFonts w:hint="eastAsia" w:ascii="黑体" w:hAnsi="黑体" w:eastAsia="黑体"/>
                 <w:b/>
                 <w:sz w:val="32"/>
                 <w:szCs w:val="32"/>
@@ -1093,7 +1125,7 @@
             <w:pPr>
               <w:spacing w:line="360" w:lineRule="exact"/>
               <w:rPr>
-                <w:rFonts w:ascii="黑体" w:eastAsia="黑体" w:hAnsi="黑体" w:hint="eastAsia"/>
+                <w:rFonts w:hint="eastAsia" w:ascii="黑体" w:hAnsi="黑体" w:eastAsia="黑体"/>
                 <w:b/>
                 <w:sz w:val="32"/>
                 <w:szCs w:val="32"/>
@@ -1101,7 +1133,7 @@
             </w:pPr>
             <w:r>
               <w:rPr>
-                <w:rFonts w:ascii="黑体" w:eastAsia="黑体" w:hAnsi="黑体"/>
+                <w:rFonts w:ascii="黑体" w:hAnsi="黑体" w:eastAsia="黑体"/>
                 <w:b/>
                 <w:sz w:val="32"/>
                 <w:szCs w:val="32"/>
@@ -1120,7 +1152,7 @@
               <w:spacing w:line="360" w:lineRule="exact"/>
               <w:jc w:val="center"/>
               <w:rPr>
-                <w:rFonts w:ascii="黑体" w:eastAsia="黑体" w:hAnsi="黑体" w:hint="eastAsia"/>
+                <w:rFonts w:hint="eastAsia" w:ascii="黑体" w:hAnsi="黑体" w:eastAsia="黑体"/>
                 <w:b/>
                 <w:sz w:val="32"/>
                 <w:szCs w:val="32"/>
@@ -1138,7 +1170,7 @@
               <w:spacing w:line="360" w:lineRule="exact"/>
               <w:jc w:val="center"/>
               <w:rPr>
-                <w:rFonts w:ascii="黑体" w:eastAsia="黑体" w:hAnsi="黑体"/>
+                <w:rFonts w:ascii="黑体" w:hAnsi="黑体" w:eastAsia="黑体"/>
                 <w:b/>
                 <w:sz w:val="32"/>
                 <w:szCs w:val="32"/>
@@ -1156,7 +1188,7 @@
               <w:spacing w:line="360" w:lineRule="exact"/>
               <w:jc w:val="center"/>
               <w:rPr>
-                <w:rFonts w:ascii="黑体" w:eastAsia="黑体" w:hAnsi="黑体"/>
+                <w:rFonts w:ascii="黑体" w:hAnsi="黑体" w:eastAsia="黑体"/>
                 <w:b/>
                 <w:sz w:val="32"/>
                 <w:szCs w:val="32"/>
@@ -1174,7 +1206,7 @@
               <w:spacing w:line="360" w:lineRule="exact"/>
               <w:jc w:val="center"/>
               <w:rPr>
-                <w:rFonts w:ascii="黑体" w:eastAsia="黑体" w:hAnsi="黑体"/>
+                <w:rFonts w:ascii="黑体" w:hAnsi="黑体" w:eastAsia="黑体"/>
                 <w:b/>
                 <w:sz w:val="32"/>
                 <w:szCs w:val="32"/>
@@ -1185,7 +1217,7 @@
       </w:tr>
       <w:tr>
         <w:trPr>
-          <w:trHeight w:val="632"/>
+          <w:trHeight w:val="632" w:hRule="atLeast"/>
         </w:trPr>
         <w:tc>
           <w:tcPr>
@@ -1197,7 +1229,7 @@
               <w:spacing w:line="360" w:lineRule="exact"/>
               <w:jc w:val="center"/>
               <w:rPr>
-                <w:rFonts w:ascii="黑体" w:eastAsia="黑体" w:hAnsi="黑体"/>
+                <w:rFonts w:ascii="黑体" w:hAnsi="黑体" w:eastAsia="黑体"/>
                 <w:b/>
                 <w:sz w:val="32"/>
                 <w:szCs w:val="32"/>
@@ -1205,7 +1237,7 @@
             </w:pPr>
             <w:r>
               <w:rPr>
-                <w:rFonts w:ascii="黑体" w:eastAsia="黑体" w:hAnsi="黑体" w:hint="eastAsia"/>
+                <w:rFonts w:hint="eastAsia" w:ascii="黑体" w:hAnsi="黑体" w:eastAsia="黑体"/>
                 <w:b/>
                 <w:sz w:val="32"/>
                 <w:szCs w:val="32"/>
@@ -1224,7 +1256,7 @@
               <w:spacing w:line="360" w:lineRule="exact"/>
               <w:jc w:val="center"/>
               <w:rPr>
-                <w:rFonts w:ascii="黑体" w:eastAsia="黑体" w:hAnsi="黑体" w:hint="eastAsia"/>
+                <w:rFonts w:hint="eastAsia" w:ascii="黑体" w:hAnsi="黑体" w:eastAsia="黑体"/>
                 <w:b/>
                 <w:sz w:val="32"/>
                 <w:szCs w:val="32"/>
@@ -1242,7 +1274,7 @@
               <w:spacing w:line="360" w:lineRule="exact"/>
               <w:jc w:val="center"/>
               <w:rPr>
-                <w:rFonts w:ascii="黑体" w:eastAsia="黑体" w:hAnsi="黑体" w:hint="eastAsia"/>
+                <w:rFonts w:hint="eastAsia" w:ascii="黑体" w:hAnsi="黑体" w:eastAsia="黑体"/>
                 <w:b/>
                 <w:sz w:val="32"/>
                 <w:szCs w:val="32"/>
@@ -1260,7 +1292,7 @@
               <w:spacing w:line="360" w:lineRule="exact"/>
               <w:jc w:val="center"/>
               <w:rPr>
-                <w:rFonts w:ascii="黑体" w:eastAsia="黑体" w:hAnsi="黑体"/>
+                <w:rFonts w:ascii="黑体" w:hAnsi="黑体" w:eastAsia="黑体"/>
                 <w:b/>
                 <w:sz w:val="32"/>
                 <w:szCs w:val="32"/>
@@ -1278,7 +1310,7 @@
               <w:spacing w:line="360" w:lineRule="exact"/>
               <w:jc w:val="center"/>
               <w:rPr>
-                <w:rFonts w:ascii="黑体" w:eastAsia="黑体" w:hAnsi="黑体"/>
+                <w:rFonts w:ascii="黑体" w:hAnsi="黑体" w:eastAsia="黑体"/>
                 <w:b/>
                 <w:sz w:val="32"/>
                 <w:szCs w:val="32"/>
@@ -1296,7 +1328,7 @@
               <w:spacing w:line="360" w:lineRule="exact"/>
               <w:jc w:val="center"/>
               <w:rPr>
-                <w:rFonts w:ascii="黑体" w:eastAsia="黑体" w:hAnsi="黑体"/>
+                <w:rFonts w:ascii="黑体" w:hAnsi="黑体" w:eastAsia="黑体"/>
                 <w:b/>
                 <w:sz w:val="32"/>
                 <w:szCs w:val="32"/>
@@ -1307,7 +1339,7 @@
       </w:tr>
       <w:tr>
         <w:trPr>
-          <w:trHeight w:val="647"/>
+          <w:trHeight w:val="647" w:hRule="atLeast"/>
         </w:trPr>
         <w:tc>
           <w:tcPr>
@@ -1319,7 +1351,7 @@
               <w:spacing w:line="360" w:lineRule="exact"/>
               <w:jc w:val="center"/>
               <w:rPr>
-                <w:rFonts w:ascii="黑体" w:eastAsia="黑体" w:hAnsi="黑体"/>
+                <w:rFonts w:ascii="黑体" w:hAnsi="黑体" w:eastAsia="黑体"/>
                 <w:b/>
                 <w:sz w:val="32"/>
                 <w:szCs w:val="32"/>
@@ -1327,7 +1359,7 @@
             </w:pPr>
             <w:r>
               <w:rPr>
-                <w:rFonts w:ascii="黑体" w:eastAsia="黑体" w:hAnsi="黑体" w:hint="eastAsia"/>
+                <w:rFonts w:hint="eastAsia" w:ascii="黑体" w:hAnsi="黑体" w:eastAsia="黑体"/>
                 <w:b/>
                 <w:sz w:val="32"/>
                 <w:szCs w:val="32"/>
@@ -1346,7 +1378,7 @@
               <w:spacing w:line="360" w:lineRule="exact"/>
               <w:jc w:val="center"/>
               <w:rPr>
-                <w:rFonts w:ascii="黑体" w:eastAsia="黑体" w:hAnsi="黑体" w:hint="eastAsia"/>
+                <w:rFonts w:hint="eastAsia" w:ascii="黑体" w:hAnsi="黑体" w:eastAsia="黑体"/>
                 <w:b/>
                 <w:sz w:val="32"/>
                 <w:szCs w:val="32"/>
@@ -1364,7 +1396,7 @@
               <w:spacing w:line="360" w:lineRule="exact"/>
               <w:jc w:val="center"/>
               <w:rPr>
-                <w:rFonts w:ascii="黑体" w:eastAsia="黑体" w:hAnsi="黑体" w:hint="eastAsia"/>
+                <w:rFonts w:hint="eastAsia" w:ascii="黑体" w:hAnsi="黑体" w:eastAsia="黑体"/>
                 <w:b/>
                 <w:sz w:val="32"/>
                 <w:szCs w:val="32"/>
@@ -1382,7 +1414,7 @@
               <w:spacing w:line="360" w:lineRule="exact"/>
               <w:jc w:val="center"/>
               <w:rPr>
-                <w:rFonts w:ascii="黑体" w:eastAsia="黑体" w:hAnsi="黑体"/>
+                <w:rFonts w:ascii="黑体" w:hAnsi="黑体" w:eastAsia="黑体"/>
                 <w:b/>
                 <w:sz w:val="32"/>
                 <w:szCs w:val="32"/>
@@ -1400,7 +1432,7 @@
               <w:spacing w:line="360" w:lineRule="exact"/>
               <w:jc w:val="center"/>
               <w:rPr>
-                <w:rFonts w:ascii="黑体" w:eastAsia="黑体" w:hAnsi="黑体"/>
+                <w:rFonts w:ascii="黑体" w:hAnsi="黑体" w:eastAsia="黑体"/>
                 <w:b/>
                 <w:sz w:val="32"/>
                 <w:szCs w:val="32"/>
@@ -1418,7 +1450,7 @@
               <w:spacing w:line="360" w:lineRule="exact"/>
               <w:jc w:val="center"/>
               <w:rPr>
-                <w:rFonts w:ascii="黑体" w:eastAsia="黑体" w:hAnsi="黑体"/>
+                <w:rFonts w:ascii="黑体" w:hAnsi="黑体" w:eastAsia="黑体"/>
                 <w:b/>
                 <w:sz w:val="32"/>
                 <w:szCs w:val="32"/>
@@ -1429,7 +1461,7 @@
       </w:tr>
       <w:tr>
         <w:trPr>
-          <w:trHeight w:val="647"/>
+          <w:trHeight w:val="647" w:hRule="atLeast"/>
         </w:trPr>
         <w:tc>
           <w:tcPr>
@@ -1441,7 +1473,7 @@
               <w:spacing w:line="360" w:lineRule="exact"/>
               <w:jc w:val="center"/>
               <w:rPr>
-                <w:rFonts w:ascii="黑体" w:eastAsia="黑体" w:hAnsi="黑体"/>
+                <w:rFonts w:ascii="黑体" w:hAnsi="黑体" w:eastAsia="黑体"/>
                 <w:b/>
                 <w:sz w:val="32"/>
                 <w:szCs w:val="32"/>
@@ -1449,7 +1481,7 @@
             </w:pPr>
             <w:r>
               <w:rPr>
-                <w:rFonts w:ascii="黑体" w:eastAsia="黑体" w:hAnsi="黑体" w:hint="eastAsia"/>
+                <w:rFonts w:hint="eastAsia" w:ascii="黑体" w:hAnsi="黑体" w:eastAsia="黑体"/>
                 <w:b/>
                 <w:sz w:val="32"/>
                 <w:szCs w:val="32"/>
@@ -1468,7 +1500,7 @@
               <w:spacing w:line="360" w:lineRule="exact"/>
               <w:jc w:val="center"/>
               <w:rPr>
-                <w:rFonts w:ascii="黑体" w:eastAsia="黑体" w:hAnsi="黑体" w:hint="eastAsia"/>
+                <w:rFonts w:hint="eastAsia" w:ascii="黑体" w:hAnsi="黑体" w:eastAsia="黑体"/>
                 <w:b/>
                 <w:sz w:val="32"/>
                 <w:szCs w:val="32"/>
@@ -1486,7 +1518,7 @@
               <w:spacing w:line="360" w:lineRule="exact"/>
               <w:jc w:val="center"/>
               <w:rPr>
-                <w:rFonts w:ascii="黑体" w:eastAsia="黑体" w:hAnsi="黑体" w:hint="eastAsia"/>
+                <w:rFonts w:hint="eastAsia" w:ascii="黑体" w:hAnsi="黑体" w:eastAsia="黑体"/>
                 <w:b/>
                 <w:sz w:val="32"/>
                 <w:szCs w:val="32"/>
@@ -1504,7 +1536,7 @@
               <w:spacing w:line="360" w:lineRule="exact"/>
               <w:jc w:val="center"/>
               <w:rPr>
-                <w:rFonts w:ascii="黑体" w:eastAsia="黑体" w:hAnsi="黑体"/>
+                <w:rFonts w:ascii="黑体" w:hAnsi="黑体" w:eastAsia="黑体"/>
                 <w:b/>
                 <w:sz w:val="32"/>
                 <w:szCs w:val="32"/>
@@ -1522,7 +1554,7 @@
               <w:spacing w:line="360" w:lineRule="exact"/>
               <w:jc w:val="center"/>
               <w:rPr>
-                <w:rFonts w:ascii="黑体" w:eastAsia="黑体" w:hAnsi="黑体"/>
+                <w:rFonts w:ascii="黑体" w:hAnsi="黑体" w:eastAsia="黑体"/>
                 <w:b/>
                 <w:sz w:val="32"/>
                 <w:szCs w:val="32"/>
@@ -1540,7 +1572,7 @@
               <w:spacing w:line="360" w:lineRule="exact"/>
               <w:jc w:val="center"/>
               <w:rPr>
-                <w:rFonts w:ascii="黑体" w:eastAsia="黑体" w:hAnsi="黑体"/>
+                <w:rFonts w:ascii="黑体" w:hAnsi="黑体" w:eastAsia="黑体"/>
                 <w:b/>
                 <w:sz w:val="32"/>
                 <w:szCs w:val="32"/>
@@ -1551,7 +1583,7 @@
       </w:tr>
       <w:tr>
         <w:trPr>
-          <w:trHeight w:val="647"/>
+          <w:trHeight w:val="647" w:hRule="atLeast"/>
         </w:trPr>
         <w:tc>
           <w:tcPr>
@@ -1563,7 +1595,7 @@
               <w:spacing w:line="360" w:lineRule="exact"/>
               <w:jc w:val="center"/>
               <w:rPr>
-                <w:rFonts w:ascii="黑体" w:eastAsia="黑体" w:hAnsi="黑体"/>
+                <w:rFonts w:ascii="黑体" w:hAnsi="黑体" w:eastAsia="黑体"/>
                 <w:b/>
                 <w:sz w:val="32"/>
                 <w:szCs w:val="32"/>
@@ -1571,7 +1603,7 @@
             </w:pPr>
             <w:r>
               <w:rPr>
-                <w:rFonts w:ascii="黑体" w:eastAsia="黑体" w:hAnsi="黑体" w:hint="eastAsia"/>
+                <w:rFonts w:hint="eastAsia" w:ascii="黑体" w:hAnsi="黑体" w:eastAsia="黑体"/>
                 <w:b/>
                 <w:sz w:val="32"/>
                 <w:szCs w:val="32"/>
@@ -1590,7 +1622,7 @@
               <w:spacing w:line="360" w:lineRule="exact"/>
               <w:jc w:val="center"/>
               <w:rPr>
-                <w:rFonts w:ascii="黑体" w:eastAsia="黑体" w:hAnsi="黑体" w:hint="eastAsia"/>
+                <w:rFonts w:hint="eastAsia" w:ascii="黑体" w:hAnsi="黑体" w:eastAsia="黑体"/>
                 <w:b/>
                 <w:sz w:val="32"/>
                 <w:szCs w:val="32"/>
@@ -1608,7 +1640,7 @@
               <w:spacing w:line="360" w:lineRule="exact"/>
               <w:jc w:val="center"/>
               <w:rPr>
-                <w:rFonts w:ascii="黑体" w:eastAsia="黑体" w:hAnsi="黑体" w:hint="eastAsia"/>
+                <w:rFonts w:hint="eastAsia" w:ascii="黑体" w:hAnsi="黑体" w:eastAsia="黑体"/>
                 <w:b/>
                 <w:sz w:val="32"/>
                 <w:szCs w:val="32"/>
@@ -1626,7 +1658,7 @@
               <w:spacing w:line="360" w:lineRule="exact"/>
               <w:jc w:val="center"/>
               <w:rPr>
-                <w:rFonts w:ascii="黑体" w:eastAsia="黑体" w:hAnsi="黑体"/>
+                <w:rFonts w:ascii="黑体" w:hAnsi="黑体" w:eastAsia="黑体"/>
                 <w:b/>
                 <w:sz w:val="32"/>
                 <w:szCs w:val="32"/>
@@ -1644,7 +1676,7 @@
               <w:spacing w:line="360" w:lineRule="exact"/>
               <w:jc w:val="center"/>
               <w:rPr>
-                <w:rFonts w:ascii="黑体" w:eastAsia="黑体" w:hAnsi="黑体"/>
+                <w:rFonts w:ascii="黑体" w:hAnsi="黑体" w:eastAsia="黑体"/>
                 <w:b/>
                 <w:sz w:val="32"/>
                 <w:szCs w:val="32"/>
@@ -1662,7 +1694,7 @@
               <w:spacing w:line="360" w:lineRule="exact"/>
               <w:jc w:val="center"/>
               <w:rPr>
-                <w:rFonts w:ascii="黑体" w:eastAsia="黑体" w:hAnsi="黑体"/>
+                <w:rFonts w:ascii="黑体" w:hAnsi="黑体" w:eastAsia="黑体"/>
                 <w:b/>
                 <w:sz w:val="32"/>
                 <w:szCs w:val="32"/>
@@ -1673,7 +1705,7 @@
       </w:tr>
       <w:tr>
         <w:trPr>
-          <w:trHeight w:val="669"/>
+          <w:trHeight w:val="669" w:hRule="atLeast"/>
         </w:trPr>
         <w:tc>
           <w:tcPr>
@@ -1685,7 +1717,7 @@
               <w:spacing w:line="360" w:lineRule="exact"/>
               <w:jc w:val="center"/>
               <w:rPr>
-                <w:rFonts w:ascii="黑体" w:eastAsia="黑体" w:hAnsi="黑体"/>
+                <w:rFonts w:ascii="黑体" w:hAnsi="黑体" w:eastAsia="黑体"/>
                 <w:b/>
                 <w:sz w:val="32"/>
                 <w:szCs w:val="32"/>
@@ -1693,7 +1725,7 @@
             </w:pPr>
             <w:r>
               <w:rPr>
-                <w:rFonts w:ascii="黑体" w:eastAsia="黑体" w:hAnsi="黑体" w:hint="eastAsia"/>
+                <w:rFonts w:hint="eastAsia" w:ascii="黑体" w:hAnsi="黑体" w:eastAsia="黑体"/>
                 <w:b/>
                 <w:sz w:val="32"/>
                 <w:szCs w:val="32"/>
@@ -1712,7 +1744,7 @@
               <w:spacing w:line="360" w:lineRule="exact"/>
               <w:jc w:val="center"/>
               <w:rPr>
-                <w:rFonts w:ascii="黑体" w:eastAsia="黑体" w:hAnsi="黑体" w:hint="eastAsia"/>
+                <w:rFonts w:hint="eastAsia" w:ascii="黑体" w:hAnsi="黑体" w:eastAsia="黑体"/>
                 <w:b/>
                 <w:sz w:val="32"/>
                 <w:szCs w:val="32"/>
@@ -1730,7 +1762,7 @@
               <w:spacing w:line="360" w:lineRule="exact"/>
               <w:jc w:val="center"/>
               <w:rPr>
-                <w:rFonts w:ascii="黑体" w:eastAsia="黑体" w:hAnsi="黑体" w:hint="eastAsia"/>
+                <w:rFonts w:hint="eastAsia" w:ascii="黑体" w:hAnsi="黑体" w:eastAsia="黑体"/>
                 <w:b/>
                 <w:sz w:val="32"/>
                 <w:szCs w:val="32"/>
@@ -1748,7 +1780,7 @@
               <w:spacing w:line="360" w:lineRule="exact"/>
               <w:jc w:val="center"/>
               <w:rPr>
-                <w:rFonts w:ascii="黑体" w:eastAsia="黑体" w:hAnsi="黑体"/>
+                <w:rFonts w:ascii="黑体" w:hAnsi="黑体" w:eastAsia="黑体"/>
                 <w:b/>
                 <w:sz w:val="32"/>
                 <w:szCs w:val="32"/>
@@ -1766,7 +1798,7 @@
               <w:spacing w:line="360" w:lineRule="exact"/>
               <w:jc w:val="center"/>
               <w:rPr>
-                <w:rFonts w:ascii="黑体" w:eastAsia="黑体" w:hAnsi="黑体"/>
+                <w:rFonts w:ascii="黑体" w:hAnsi="黑体" w:eastAsia="黑体"/>
                 <w:b/>
                 <w:sz w:val="32"/>
                 <w:szCs w:val="32"/>
@@ -1784,7 +1816,7 @@
               <w:spacing w:line="360" w:lineRule="exact"/>
               <w:jc w:val="center"/>
               <w:rPr>
-                <w:rFonts w:ascii="黑体" w:eastAsia="黑体" w:hAnsi="黑体"/>
+                <w:rFonts w:ascii="黑体" w:hAnsi="黑体" w:eastAsia="黑体"/>
                 <w:b/>
                 <w:sz w:val="32"/>
                 <w:szCs w:val="32"/>
@@ -1795,7 +1827,7 @@
       </w:tr>
       <w:tr>
         <w:trPr>
-          <w:trHeight w:val="669"/>
+          <w:trHeight w:val="669" w:hRule="atLeast"/>
         </w:trPr>
         <w:tc>
           <w:tcPr>
@@ -1807,7 +1839,7 @@
               <w:spacing w:line="360" w:lineRule="exact"/>
               <w:jc w:val="center"/>
               <w:rPr>
-                <w:rFonts w:ascii="黑体" w:eastAsia="黑体" w:hAnsi="黑体"/>
+                <w:rFonts w:ascii="黑体" w:hAnsi="黑体" w:eastAsia="黑体"/>
                 <w:b/>
                 <w:sz w:val="32"/>
                 <w:szCs w:val="32"/>
@@ -1815,7 +1847,7 @@
             </w:pPr>
             <w:r>
               <w:rPr>
-                <w:rFonts w:ascii="黑体" w:eastAsia="黑体" w:hAnsi="黑体" w:hint="eastAsia"/>
+                <w:rFonts w:hint="eastAsia" w:ascii="黑体" w:hAnsi="黑体" w:eastAsia="黑体"/>
                 <w:b/>
                 <w:sz w:val="32"/>
                 <w:szCs w:val="32"/>
@@ -1824,7 +1856,7 @@
             </w:r>
             <w:r>
               <w:rPr>
-                <w:rFonts w:ascii="黑体" w:eastAsia="黑体" w:hAnsi="黑体"/>
+                <w:rFonts w:ascii="黑体" w:hAnsi="黑体" w:eastAsia="黑体"/>
                 <w:b/>
                 <w:sz w:val="32"/>
                 <w:szCs w:val="32"/>
@@ -1843,7 +1875,7 @@
               <w:spacing w:line="360" w:lineRule="exact"/>
               <w:jc w:val="center"/>
               <w:rPr>
-                <w:rFonts w:ascii="黑体" w:eastAsia="黑体" w:hAnsi="黑体"/>
+                <w:rFonts w:ascii="黑体" w:hAnsi="黑体" w:eastAsia="黑体"/>
                 <w:b/>
                 <w:sz w:val="32"/>
                 <w:szCs w:val="32"/>
@@ -1861,7 +1893,7 @@
               <w:spacing w:line="360" w:lineRule="exact"/>
               <w:jc w:val="center"/>
               <w:rPr>
-                <w:rFonts w:ascii="黑体" w:eastAsia="黑体" w:hAnsi="黑体"/>
+                <w:rFonts w:ascii="黑体" w:hAnsi="黑体" w:eastAsia="黑体"/>
                 <w:b/>
                 <w:sz w:val="32"/>
                 <w:szCs w:val="32"/>
@@ -1879,7 +1911,7 @@
               <w:spacing w:line="360" w:lineRule="exact"/>
               <w:jc w:val="center"/>
               <w:rPr>
-                <w:rFonts w:ascii="黑体" w:eastAsia="黑体" w:hAnsi="黑体"/>
+                <w:rFonts w:ascii="黑体" w:hAnsi="黑体" w:eastAsia="黑体"/>
                 <w:b/>
                 <w:sz w:val="32"/>
                 <w:szCs w:val="32"/>
@@ -1897,7 +1929,7 @@
               <w:spacing w:line="360" w:lineRule="exact"/>
               <w:jc w:val="center"/>
               <w:rPr>
-                <w:rFonts w:ascii="黑体" w:eastAsia="黑体" w:hAnsi="黑体"/>
+                <w:rFonts w:ascii="黑体" w:hAnsi="黑体" w:eastAsia="黑体"/>
                 <w:b/>
                 <w:sz w:val="32"/>
                 <w:szCs w:val="32"/>
@@ -1915,7 +1947,7 @@
               <w:spacing w:line="360" w:lineRule="exact"/>
               <w:jc w:val="center"/>
               <w:rPr>
-                <w:rFonts w:ascii="黑体" w:eastAsia="黑体" w:hAnsi="黑体"/>
+                <w:rFonts w:ascii="黑体" w:hAnsi="黑体" w:eastAsia="黑体"/>
                 <w:b/>
                 <w:sz w:val="32"/>
                 <w:szCs w:val="32"/>
@@ -1926,7 +1958,7 @@
       </w:tr>
       <w:tr>
         <w:trPr>
-          <w:trHeight w:val="669"/>
+          <w:trHeight w:val="669" w:hRule="atLeast"/>
         </w:trPr>
         <w:tc>
           <w:tcPr>
@@ -1938,7 +1970,7 @@
               <w:spacing w:line="360" w:lineRule="exact"/>
               <w:jc w:val="center"/>
               <w:rPr>
-                <w:rFonts w:ascii="黑体" w:eastAsia="黑体" w:hAnsi="黑体"/>
+                <w:rFonts w:ascii="黑体" w:hAnsi="黑体" w:eastAsia="黑体"/>
                 <w:b/>
                 <w:sz w:val="32"/>
                 <w:szCs w:val="32"/>
@@ -1946,7 +1978,7 @@
             </w:pPr>
             <w:r>
               <w:rPr>
-                <w:rFonts w:ascii="黑体" w:eastAsia="黑体" w:hAnsi="黑体" w:hint="eastAsia"/>
+                <w:rFonts w:hint="eastAsia" w:ascii="黑体" w:hAnsi="黑体" w:eastAsia="黑体"/>
                 <w:b/>
                 <w:sz w:val="32"/>
                 <w:szCs w:val="32"/>
@@ -1955,7 +1987,7 @@
             </w:r>
             <w:r>
               <w:rPr>
-                <w:rFonts w:ascii="黑体" w:eastAsia="黑体" w:hAnsi="黑体"/>
+                <w:rFonts w:ascii="黑体" w:hAnsi="黑体" w:eastAsia="黑体"/>
                 <w:b/>
                 <w:sz w:val="32"/>
                 <w:szCs w:val="32"/>
@@ -1974,7 +2006,7 @@
               <w:spacing w:line="360" w:lineRule="exact"/>
               <w:jc w:val="center"/>
               <w:rPr>
-                <w:rFonts w:ascii="黑体" w:eastAsia="黑体" w:hAnsi="黑体"/>
+                <w:rFonts w:ascii="黑体" w:hAnsi="黑体" w:eastAsia="黑体"/>
                 <w:b/>
                 <w:sz w:val="32"/>
                 <w:szCs w:val="32"/>
@@ -1992,7 +2024,7 @@
               <w:spacing w:line="360" w:lineRule="exact"/>
               <w:jc w:val="center"/>
               <w:rPr>
-                <w:rFonts w:ascii="黑体" w:eastAsia="黑体" w:hAnsi="黑体"/>
+                <w:rFonts w:ascii="黑体" w:hAnsi="黑体" w:eastAsia="黑体"/>
                 <w:b/>
                 <w:sz w:val="32"/>
                 <w:szCs w:val="32"/>
@@ -2010,7 +2042,7 @@
               <w:spacing w:line="360" w:lineRule="exact"/>
               <w:jc w:val="center"/>
               <w:rPr>
-                <w:rFonts w:ascii="黑体" w:eastAsia="黑体" w:hAnsi="黑体"/>
+                <w:rFonts w:ascii="黑体" w:hAnsi="黑体" w:eastAsia="黑体"/>
                 <w:b/>
                 <w:sz w:val="32"/>
                 <w:szCs w:val="32"/>
@@ -2028,7 +2060,7 @@
               <w:spacing w:line="360" w:lineRule="exact"/>
               <w:jc w:val="center"/>
               <w:rPr>
-                <w:rFonts w:ascii="黑体" w:eastAsia="黑体" w:hAnsi="黑体"/>
+                <w:rFonts w:ascii="黑体" w:hAnsi="黑体" w:eastAsia="黑体"/>
                 <w:b/>
                 <w:sz w:val="32"/>
                 <w:szCs w:val="32"/>
@@ -2046,7 +2078,7 @@
               <w:spacing w:line="360" w:lineRule="exact"/>
               <w:jc w:val="center"/>
               <w:rPr>
-                <w:rFonts w:ascii="黑体" w:eastAsia="黑体" w:hAnsi="黑体"/>
+                <w:rFonts w:ascii="黑体" w:hAnsi="黑体" w:eastAsia="黑体"/>
                 <w:b/>
                 <w:sz w:val="32"/>
                 <w:szCs w:val="32"/>
@@ -2060,7 +2092,7 @@
       <w:pPr>
         <w:jc w:val="left"/>
         <w:rPr>
-          <w:rFonts w:ascii="仿宋" w:eastAsia="仿宋" w:hAnsi="仿宋" w:cs="黑体"/>
+          <w:rFonts w:ascii="仿宋" w:hAnsi="仿宋" w:eastAsia="仿宋" w:cs="黑体"/>
           <w:b/>
           <w:bCs/>
           <w:sz w:val="24"/>
@@ -2068,54 +2100,20 @@
       </w:pPr>
       <w:r>
         <w:rPr>
-          <w:rFonts w:ascii="仿宋" w:eastAsia="仿宋" w:hAnsi="仿宋" w:hint="eastAsia"/>
+          <w:rFonts w:hint="eastAsia" w:ascii="仿宋" w:hAnsi="仿宋" w:eastAsia="仿宋"/>
           <w:b/>
           <w:sz w:val="24"/>
         </w:rPr>
-        <w:t>注：1、每支球队组队人员需满足202</w:t>
+        <w:t>注：1、每支球队组队人员需满足2025年</w:t>
       </w:r>
       <w:r>
         <w:rPr>
-          <w:rFonts w:ascii="仿宋" w:eastAsia="仿宋" w:hAnsi="仿宋" w:hint="eastAsia"/>
-          <w:b/>
-          <w:sz w:val="24"/>
-        </w:rPr>
-        <w:t>5</w:t>
-      </w:r>
-      <w:r>
-        <w:rPr>
-          <w:rFonts w:ascii="仿宋" w:eastAsia="仿宋" w:hAnsi="仿宋" w:hint="eastAsia"/>
-          <w:b/>
-          <w:sz w:val="24"/>
-        </w:rPr>
-        <w:t>年</w:t>
-      </w:r>
-      <w:r>
-        <w:rPr>
-          <w:rFonts w:ascii="仿宋" w:eastAsia="仿宋" w:hAnsi="仿宋" w:cs="黑体" w:hint="eastAsia"/>
+          <w:rFonts w:hint="eastAsia" w:ascii="仿宋" w:hAnsi="仿宋" w:eastAsia="仿宋" w:cs="黑体"/>
           <w:b/>
           <w:bCs/>
           <w:sz w:val="24"/>
         </w:rPr>
-        <w:t>南方科技大学第</w:t>
-      </w:r>
-      <w:r>
-        <w:rPr>
-          <w:rFonts w:ascii="仿宋" w:eastAsia="仿宋" w:hAnsi="仿宋" w:cs="黑体" w:hint="eastAsia"/>
-          <w:b/>
-          <w:bCs/>
-          <w:sz w:val="24"/>
-        </w:rPr>
-        <w:t>七</w:t>
-      </w:r>
-      <w:r>
-        <w:rPr>
-          <w:rFonts w:ascii="仿宋" w:eastAsia="仿宋" w:hAnsi="仿宋" w:cs="黑体" w:hint="eastAsia"/>
-          <w:b/>
-          <w:bCs/>
-          <w:sz w:val="24"/>
-        </w:rPr>
-        <w:t>届“迎新杯”排球赛竞赛规程中的组队细则。</w:t>
+        <w:t>南方科技大学第七届“迎新杯”排球赛竞赛规程中的组队细则。</w:t>
       </w:r>
     </w:p>
     <w:p>
@@ -2125,14 +2123,14 @@
           <w:numId w:val="1"/>
         </w:numPr>
         <w:rPr>
-          <w:rFonts w:ascii="仿宋" w:eastAsia="仿宋" w:hAnsi="仿宋"/>
+          <w:rFonts w:ascii="仿宋" w:hAnsi="仿宋" w:eastAsia="仿宋"/>
           <w:b/>
           <w:sz w:val="24"/>
         </w:rPr>
       </w:pPr>
       <w:r>
         <w:rPr>
-          <w:rFonts w:ascii="仿宋" w:eastAsia="仿宋" w:hAnsi="仿宋" w:hint="eastAsia"/>
+          <w:rFonts w:hint="eastAsia" w:ascii="仿宋" w:hAnsi="仿宋" w:eastAsia="仿宋"/>
           <w:b/>
           <w:sz w:val="24"/>
         </w:rPr>
@@ -2140,7 +2138,7 @@
       </w:r>
       <w:r>
         <w:rPr>
-          <w:rFonts w:ascii="仿宋" w:eastAsia="仿宋" w:hAnsi="仿宋"/>
+          <w:rFonts w:ascii="仿宋" w:hAnsi="仿宋" w:eastAsia="仿宋"/>
           <w:b/>
           <w:sz w:val="24"/>
         </w:rPr>
@@ -2148,7 +2146,7 @@
       </w:r>
       <w:r>
         <w:rPr>
-          <w:rFonts w:ascii="仿宋" w:eastAsia="仿宋" w:hAnsi="仿宋" w:hint="eastAsia"/>
+          <w:rFonts w:hint="eastAsia" w:ascii="仿宋" w:hAnsi="仿宋" w:eastAsia="仿宋"/>
           <w:b/>
           <w:sz w:val="24"/>
         </w:rPr>
@@ -2156,7 +2154,7 @@
       </w:r>
       <w:r>
         <w:rPr>
-          <w:rFonts w:ascii="仿宋" w:eastAsia="仿宋" w:hAnsi="仿宋"/>
+          <w:rFonts w:ascii="仿宋" w:hAnsi="仿宋" w:eastAsia="仿宋"/>
           <w:b/>
           <w:sz w:val="24"/>
         </w:rPr>
@@ -2164,7 +2162,7 @@
       </w:r>
       <w:r>
         <w:rPr>
-          <w:rFonts w:ascii="仿宋" w:eastAsia="仿宋" w:hAnsi="仿宋" w:hint="eastAsia"/>
+          <w:rFonts w:hint="eastAsia" w:ascii="仿宋" w:hAnsi="仿宋" w:eastAsia="仿宋"/>
           <w:b/>
           <w:sz w:val="24"/>
         </w:rPr>
@@ -2178,14 +2176,14 @@
           <w:numId w:val="1"/>
         </w:numPr>
         <w:rPr>
-          <w:rFonts w:ascii="仿宋" w:eastAsia="仿宋" w:hAnsi="仿宋"/>
+          <w:rFonts w:ascii="仿宋" w:hAnsi="仿宋" w:eastAsia="仿宋"/>
           <w:b/>
           <w:sz w:val="24"/>
         </w:rPr>
       </w:pPr>
       <w:r>
         <w:rPr>
-          <w:rFonts w:ascii="仿宋" w:eastAsia="仿宋" w:hAnsi="仿宋" w:hint="eastAsia"/>
+          <w:rFonts w:hint="eastAsia" w:ascii="仿宋" w:hAnsi="仿宋" w:eastAsia="仿宋"/>
           <w:b/>
           <w:sz w:val="24"/>
           <w:lang w:bidi="ar"/>
@@ -2194,7 +2192,7 @@
       </w:r>
       <w:r>
         <w:rPr>
-          <w:rFonts w:ascii="仿宋" w:eastAsia="仿宋" w:hAnsi="仿宋" w:hint="eastAsia"/>
+          <w:rFonts w:hint="eastAsia" w:ascii="仿宋" w:hAnsi="仿宋" w:eastAsia="仿宋"/>
           <w:b/>
           <w:sz w:val="24"/>
         </w:rPr>
@@ -2204,7 +2202,7 @@
     <w:p>
       <w:r>
         <w:rPr>
-          <w:rFonts w:ascii="黑体" w:eastAsia="黑体" w:hAnsi="黑体" w:hint="eastAsia"/>
+          <w:rFonts w:hint="eastAsia" w:ascii="黑体" w:hAnsi="黑体" w:eastAsia="黑体"/>
           <w:b/>
           <w:sz w:val="30"/>
           <w:szCs w:val="30"/>
@@ -2213,70 +2211,29 @@
       </w:r>
     </w:p>
     <w:sectPr>
-      <w:headerReference w:type="default" r:id="rId7"/>
+      <w:headerReference r:id="rId3" w:type="default"/>
       <w:pgSz w:w="11906" w:h="16838"/>
       <w:pgMar w:top="0" w:right="1800" w:bottom="873" w:left="1800" w:header="851" w:footer="992" w:gutter="0"/>
-      <w:cols w:space="720"/>
-      <w:docGrid w:type="lines" w:linePitch="312"/>
+      <w:cols w:space="720" w:num="1"/>
+      <w:docGrid w:type="lines" w:linePitch="312" w:charSpace="0"/>
     </w:sectPr>
   </w:body>
 </w:document>
 </file>
 
-<file path=word/endnotes.xml><?xml version="1.0" encoding="utf-8"?>
-<w:endnotes xmlns:wpc="http://schemas.microsoft.com/office/word/2010/wordprocessingCanvas" xmlns:cx="http://schemas.microsoft.com/office/drawing/2014/chartex" xmlns:cx1="http://schemas.microsoft.com/office/drawing/2015/9/8/chartex" xmlns:cx2="http://schemas.microsoft.com/office/drawing/2015/10/21/chartex" xmlns:cx3="http://schemas.microsoft.com/office/drawing/2016/5/9/chartex" xmlns:cx4="http://schemas.microsoft.com/office/drawing/2016/5/10/chartex" xmlns:cx5="http://schemas.microsoft.com/office/drawing/2016/5/11/chartex" xmlns:cx6="http://schemas.microsoft.com/office/drawing/2016/5/12/chartex" xmlns:cx7="http://schemas.microsoft.com/office/drawing/2016/5/13/chartex" xmlns:cx8="http://schemas.microsoft.com/office/drawing/2016/5/14/chartex" xmlns:mc="http://schemas.openxmlformats.org/markup-compatibility/2006" xmlns:aink="http://schemas.microsoft.com/office/drawing/2016/ink" xmlns:am3d="http://schemas.microsoft.com/office/drawing/2017/model3d" xmlns:o="urn:schemas-microsoft-com:office:office" xmlns:oel="http://schemas.microsoft.com/office/2019/extlst" xmlns:r="http://schemas.openxmlformats.org/officeDocument/2006/relationships" xmlns:m="http://schemas.openxmlformats.org/officeDocument/2006/math" xmlns:v="urn:schemas-microsoft-com:vml" xmlns:wp14="http://schemas.microsoft.com/office/word/2010/wordprocessingDrawing" xmlns:wp="http://schemas.openxmlformats.org/drawingml/2006/wordprocessingDrawing" xmlns:w10="urn:schemas-microsoft-com:office:word" xmlns:w="http://schemas.openxmlformats.org/wordprocessingml/2006/main" xmlns:w14="http://schemas.microsoft.com/office/word/2010/wordml" xmlns:w15="http://schemas.microsoft.com/office/word/2012/wordml" xmlns:w16cex="http://schemas.microsoft.com/office/word/2018/wordml/cex" xmlns:w16cid="http://schemas.microsoft.com/office/word/2016/wordml/cid" xmlns:w16="http://schemas.microsoft.com/office/word/2018/wordml" xmlns:w16du="http://schemas.microsoft.com/office/word/2023/wordml/word16du" xmlns:w16sdtdh="http://schemas.microsoft.com/office/word/2020/wordml/sdtdatahash" xmlns:w16sdtfl="http://schemas.microsoft.com/office/word/2024/wordml/sdtformatlock" xmlns:w16se="http://schemas.microsoft.com/office/word/2015/wordml/symex" xmlns:wpg="http://schemas.microsoft.com/office/word/2010/wordprocessingGroup" xmlns:wpi="http://schemas.microsoft.com/office/word/2010/wordprocessingInk" xmlns:wne="http://schemas.microsoft.com/office/word/2006/wordml" xmlns:wps="http://schemas.microsoft.com/office/word/2010/wordprocessingShape" mc:Ignorable="w14 w15 w16se w16cid w16 w16cex w16sdtdh w16sdtfl w16du wp14">
-  <w:endnote w:type="separator" w:id="-1">
-    <w:p>
-      <w:r>
-        <w:separator/>
-      </w:r>
-    </w:p>
-  </w:endnote>
-  <w:endnote w:type="continuationSeparator" w:id="0">
-    <w:p>
-      <w:r>
-        <w:continuationSeparator/>
-      </w:r>
-    </w:p>
-  </w:endnote>
-</w:endnotes>
-</file>
-
-<file path=word/footnotes.xml><?xml version="1.0" encoding="utf-8"?>
-<w:footnotes xmlns:wpc="http://schemas.microsoft.com/office/word/2010/wordprocessingCanvas" xmlns:cx="http://schemas.microsoft.com/office/drawing/2014/chartex" xmlns:cx1="http://schemas.microsoft.com/office/drawing/2015/9/8/chartex" xmlns:cx2="http://schemas.microsoft.com/office/drawing/2015/10/21/chartex" xmlns:cx3="http://schemas.microsoft.com/office/drawing/2016/5/9/chartex" xmlns:cx4="http://schemas.microsoft.com/office/drawing/2016/5/10/chartex" xmlns:cx5="http://schemas.microsoft.com/office/drawing/2016/5/11/chartex" xmlns:cx6="http://schemas.microsoft.com/office/drawing/2016/5/12/chartex" xmlns:cx7="http://schemas.microsoft.com/office/drawing/2016/5/13/chartex" xmlns:cx8="http://schemas.microsoft.com/office/drawing/2016/5/14/chartex" xmlns:mc="http://schemas.openxmlformats.org/markup-compatibility/2006" xmlns:aink="http://schemas.microsoft.com/office/drawing/2016/ink" xmlns:am3d="http://schemas.microsoft.com/office/drawing/2017/model3d" xmlns:o="urn:schemas-microsoft-com:office:office" xmlns:oel="http://schemas.microsoft.com/office/2019/extlst" xmlns:r="http://schemas.openxmlformats.org/officeDocument/2006/relationships" xmlns:m="http://schemas.openxmlformats.org/officeDocument/2006/math" xmlns:v="urn:schemas-microsoft-com:vml" xmlns:wp14="http://schemas.microsoft.com/office/word/2010/wordprocessingDrawing" xmlns:wp="http://schemas.openxmlformats.org/drawingml/2006/wordprocessingDrawing" xmlns:w10="urn:schemas-microsoft-com:office:word" xmlns:w="http://schemas.openxmlformats.org/wordprocessingml/2006/main" xmlns:w14="http://schemas.microsoft.com/office/word/2010/wordml" xmlns:w15="http://schemas.microsoft.com/office/word/2012/wordml" xmlns:w16cex="http://schemas.microsoft.com/office/word/2018/wordml/cex" xmlns:w16cid="http://schemas.microsoft.com/office/word/2016/wordml/cid" xmlns:w16="http://schemas.microsoft.com/office/word/2018/wordml" xmlns:w16du="http://schemas.microsoft.com/office/word/2023/wordml/word16du" xmlns:w16sdtdh="http://schemas.microsoft.com/office/word/2020/wordml/sdtdatahash" xmlns:w16sdtfl="http://schemas.microsoft.com/office/word/2024/wordml/sdtformatlock" xmlns:w16se="http://schemas.microsoft.com/office/word/2015/wordml/symex" xmlns:wpg="http://schemas.microsoft.com/office/word/2010/wordprocessingGroup" xmlns:wpi="http://schemas.microsoft.com/office/word/2010/wordprocessingInk" xmlns:wne="http://schemas.microsoft.com/office/word/2006/wordml" xmlns:wps="http://schemas.microsoft.com/office/word/2010/wordprocessingShape" mc:Ignorable="w14 w15 w16se w16cid w16 w16cex w16sdtdh w16sdtfl w16du wp14">
-  <w:footnote w:type="separator" w:id="-1">
-    <w:p>
-      <w:r>
-        <w:separator/>
-      </w:r>
-    </w:p>
-  </w:footnote>
-  <w:footnote w:type="continuationSeparator" w:id="0">
-    <w:p>
-      <w:r>
-        <w:continuationSeparator/>
-      </w:r>
-    </w:p>
-  </w:footnote>
-</w:footnotes>
-</file>
-
 <file path=word/header1.xml><?xml version="1.0" encoding="utf-8"?>
-<w:hdr xmlns:wpc="http://schemas.microsoft.com/office/word/2010/wordprocessingCanvas" xmlns:cx="http://schemas.microsoft.com/office/drawing/2014/chartex" xmlns:cx1="http://schemas.microsoft.com/office/drawing/2015/9/8/chartex" xmlns:cx2="http://schemas.microsoft.com/office/drawing/2015/10/21/chartex" xmlns:cx3="http://schemas.microsoft.com/office/drawing/2016/5/9/chartex" xmlns:cx4="http://schemas.microsoft.com/office/drawing/2016/5/10/chartex" xmlns:cx5="http://schemas.microsoft.com/office/drawing/2016/5/11/chartex" xmlns:cx6="http://schemas.microsoft.com/office/drawing/2016/5/12/chartex" xmlns:cx7="http://schemas.microsoft.com/office/drawing/2016/5/13/chartex" xmlns:cx8="http://schemas.microsoft.com/office/drawing/2016/5/14/chartex" xmlns:mc="http://schemas.openxmlformats.org/markup-compatibility/2006" xmlns:aink="http://schemas.microsoft.com/office/drawing/2016/ink" xmlns:am3d="http://schemas.microsoft.com/office/drawing/2017/model3d" xmlns:o="urn:schemas-microsoft-com:office:office" xmlns:oel="http://schemas.microsoft.com/office/2019/extlst" xmlns:r="http://schemas.openxmlformats.org/officeDocument/2006/relationships" xmlns:m="http://schemas.openxmlformats.org/officeDocument/2006/math" xmlns:v="urn:schemas-microsoft-com:vml" xmlns:wp14="http://schemas.microsoft.com/office/word/2010/wordprocessingDrawing" xmlns:wp="http://schemas.openxmlformats.org/drawingml/2006/wordprocessingDrawing" xmlns:w10="urn:schemas-microsoft-com:office:word" xmlns:w="http://schemas.openxmlformats.org/wordprocessingml/2006/main" xmlns:w14="http://schemas.microsoft.com/office/word/2010/wordml" xmlns:w15="http://schemas.microsoft.com/office/word/2012/wordml" xmlns:w16cex="http://schemas.microsoft.com/office/word/2018/wordml/cex" xmlns:w16cid="http://schemas.microsoft.com/office/word/2016/wordml/cid" xmlns:w16="http://schemas.microsoft.com/office/word/2018/wordml" xmlns:w16du="http://schemas.microsoft.com/office/word/2023/wordml/word16du" xmlns:w16sdtdh="http://schemas.microsoft.com/office/word/2020/wordml/sdtdatahash" xmlns:w16sdtfl="http://schemas.microsoft.com/office/word/2024/wordml/sdtformatlock" xmlns:w16se="http://schemas.microsoft.com/office/word/2015/wordml/symex" xmlns:wpg="http://schemas.microsoft.com/office/word/2010/wordprocessingGroup" xmlns:wpi="http://schemas.microsoft.com/office/word/2010/wordprocessingInk" xmlns:wne="http://schemas.microsoft.com/office/word/2006/wordml" xmlns:wps="http://schemas.microsoft.com/office/word/2010/wordprocessingShape" mc:Ignorable="w14 w15 w16se w16cid w16 w16cex w16sdtdh w16sdtfl w16du wp14">
+<w:hdr xmlns:wpc="http://schemas.microsoft.com/office/word/2010/wordprocessingCanvas" xmlns:mc="http://schemas.openxmlformats.org/markup-compatibility/2006" xmlns:o="urn:schemas-microsoft-com:office:office" xmlns:r="http://schemas.openxmlformats.org/officeDocument/2006/relationships" xmlns:m="http://schemas.openxmlformats.org/officeDocument/2006/math" xmlns:v="urn:schemas-microsoft-com:vml" xmlns:wp14="http://schemas.microsoft.com/office/word/2010/wordprocessingDrawing" xmlns:wp="http://schemas.openxmlformats.org/drawingml/2006/wordprocessingDrawing" xmlns:w10="urn:schemas-microsoft-com:office:word" xmlns:w="http://schemas.openxmlformats.org/wordprocessingml/2006/main" xmlns:w14="http://schemas.microsoft.com/office/word/2010/wordml" xmlns:w15="http://schemas.microsoft.com/office/word/2012/wordml" xmlns:wpg="http://schemas.microsoft.com/office/word/2010/wordprocessingGroup" xmlns:wpi="http://schemas.microsoft.com/office/word/2010/wordprocessingInk" xmlns:wne="http://schemas.microsoft.com/office/word/2006/wordml" xmlns:wps="http://schemas.microsoft.com/office/word/2010/wordprocessingShape" xmlns:wpsCustomData="http://www.wps.cn/officeDocument/2013/wpsCustomData" mc:Ignorable="w14 w15 wp14">
   <w:p>
     <w:pPr>
-      <w:pStyle w:val="a5"/>
+      <w:pStyle w:val="3"/>
       <w:pBdr>
-        <w:bottom w:val="single" w:sz="4" w:space="1" w:color="auto"/>
+        <w:bottom w:val="single" w:color="auto" w:sz="4" w:space="1"/>
       </w:pBdr>
       <w:jc w:val="center"/>
     </w:pPr>
     <w:r>
-      <w:rPr>
-        <w:noProof/>
-      </w:rPr>
       <w:drawing>
-        <wp:inline distT="0" distB="0" distL="0" distR="0" wp14:anchorId="451789E2" wp14:editId="53CD7FBB">
+        <wp:inline distT="0" distB="0" distL="0" distR="0">
           <wp:extent cx="2015490" cy="559435"/>
           <wp:effectExtent l="0" t="0" r="0" b="0"/>
           <wp:docPr id="1" name="图片 3" descr="logo"/>
@@ -2287,7 +2244,7 @@
             <a:graphicData uri="http://schemas.openxmlformats.org/drawingml/2006/picture">
               <pic:pic xmlns:pic="http://schemas.openxmlformats.org/drawingml/2006/picture">
                 <pic:nvPicPr>
-                  <pic:cNvPr id="0" name="图片 3" descr="logo"/>
+                  <pic:cNvPr id="1" name="图片 3" descr="logo"/>
                   <pic:cNvPicPr>
                     <a:picLocks noChangeAspect="1" noChangeArrowheads="1"/>
                   </pic:cNvPicPr>
@@ -2305,7 +2262,7 @@
                     <a:fillRect/>
                   </a:stretch>
                 </pic:blipFill>
-                <pic:spPr bwMode="auto">
+                <pic:spPr>
                   <a:xfrm>
                     <a:off x="0" y="0"/>
                     <a:ext cx="2015490" cy="559435"/>
@@ -2329,12 +2286,12 @@
 </file>
 
 <file path=word/numbering.xml><?xml version="1.0" encoding="utf-8"?>
-<w:numbering xmlns:wpc="http://schemas.microsoft.com/office/word/2010/wordprocessingCanvas" xmlns:cx="http://schemas.microsoft.com/office/drawing/2014/chartex" xmlns:cx1="http://schemas.microsoft.com/office/drawing/2015/9/8/chartex" xmlns:cx2="http://schemas.microsoft.com/office/drawing/2015/10/21/chartex" xmlns:cx3="http://schemas.microsoft.com/office/drawing/2016/5/9/chartex" xmlns:cx4="http://schemas.microsoft.com/office/drawing/2016/5/10/chartex" xmlns:cx5="http://schemas.microsoft.com/office/drawing/2016/5/11/chartex" xmlns:cx6="http://schemas.microsoft.com/office/drawing/2016/5/12/chartex" xmlns:cx7="http://schemas.microsoft.com/office/drawing/2016/5/13/chartex" xmlns:cx8="http://schemas.microsoft.com/office/drawing/2016/5/14/chartex" xmlns:mc="http://schemas.openxmlformats.org/markup-compatibility/2006" xmlns:aink="http://schemas.microsoft.com/office/drawing/2016/ink" xmlns:am3d="http://schemas.microsoft.com/office/drawing/2017/model3d" xmlns:o="urn:schemas-microsoft-com:office:office" xmlns:oel="http://schemas.microsoft.com/office/2019/extlst" xmlns:r="http://schemas.openxmlformats.org/officeDocument/2006/relationships" xmlns:m="http://schemas.openxmlformats.org/officeDocument/2006/math" xmlns:v="urn:schemas-microsoft-com:vml" xmlns:wp14="http://schemas.microsoft.com/office/word/2010/wordprocessingDrawing" xmlns:wp="http://schemas.openxmlformats.org/drawingml/2006/wordprocessingDrawing" xmlns:w10="urn:schemas-microsoft-com:office:word" xmlns:w="http://schemas.openxmlformats.org/wordprocessingml/2006/main" xmlns:w14="http://schemas.microsoft.com/office/word/2010/wordml" xmlns:w15="http://schemas.microsoft.com/office/word/2012/wordml" xmlns:w16cex="http://schemas.microsoft.com/office/word/2018/wordml/cex" xmlns:w16cid="http://schemas.microsoft.com/office/word/2016/wordml/cid" xmlns:w16="http://schemas.microsoft.com/office/word/2018/wordml" xmlns:w16du="http://schemas.microsoft.com/office/word/2023/wordml/word16du" xmlns:w16sdtdh="http://schemas.microsoft.com/office/word/2020/wordml/sdtdatahash" xmlns:w16sdtfl="http://schemas.microsoft.com/office/word/2024/wordml/sdtformatlock" xmlns:w16se="http://schemas.microsoft.com/office/word/2015/wordml/symex" xmlns:wpg="http://schemas.microsoft.com/office/word/2010/wordprocessingGroup" xmlns:wpi="http://schemas.microsoft.com/office/word/2010/wordprocessingInk" xmlns:wne="http://schemas.microsoft.com/office/word/2006/wordml" xmlns:wps="http://schemas.microsoft.com/office/word/2010/wordprocessingShape" mc:Ignorable="w14 w15 w16se w16cid w16 w16cex w16sdtdh w16sdtfl w16du wp14">
-  <w:abstractNum w:abstractNumId="0" w15:restartNumberingAfterBreak="0">
+<w:numbering xmlns:wpc="http://schemas.microsoft.com/office/word/2010/wordprocessingCanvas" xmlns:mc="http://schemas.openxmlformats.org/markup-compatibility/2006" xmlns:o="urn:schemas-microsoft-com:office:office" xmlns:r="http://schemas.openxmlformats.org/officeDocument/2006/relationships" xmlns:m="http://schemas.openxmlformats.org/officeDocument/2006/math" xmlns:v="urn:schemas-microsoft-com:vml" xmlns:wp14="http://schemas.microsoft.com/office/word/2010/wordprocessingDrawing" xmlns:wp="http://schemas.openxmlformats.org/drawingml/2006/wordprocessingDrawing" xmlns:w10="urn:schemas-microsoft-com:office:word" xmlns:w="http://schemas.openxmlformats.org/wordprocessingml/2006/main" xmlns:w14="http://schemas.microsoft.com/office/word/2010/wordml" xmlns:wpg="http://schemas.microsoft.com/office/word/2010/wordprocessingGroup" xmlns:wpi="http://schemas.microsoft.com/office/word/2010/wordprocessingInk" xmlns:wne="http://schemas.microsoft.com/office/word/2006/wordml" xmlns:wps="http://schemas.microsoft.com/office/word/2010/wordprocessingShape" xmlns:wpsCustomData="http://www.wps.cn/officeDocument/2013/wpsCustomData" mc:Ignorable="w14 wp14">
+  <w:abstractNum w:abstractNumId="0">
     <w:nsid w:val="1A9574F7"/>
-    <w:multiLevelType w:val="hybridMultilevel"/>
-    <w:tmpl w:val="2DD6E23C"/>
-    <w:lvl w:ilvl="0" w:tplc="42985150">
+    <w:multiLevelType w:val="multilevel"/>
+    <w:tmpl w:val="1A9574F7"/>
+    <w:lvl w:ilvl="0" w:tentative="0">
       <w:start w:val="2"/>
       <w:numFmt w:val="decimal"/>
       <w:lvlText w:val="%1、"/>
@@ -2346,7 +2303,7 @@
         <w:rFonts w:hint="default"/>
       </w:rPr>
     </w:lvl>
-    <w:lvl w:ilvl="1" w:tplc="D026EE4C" w:tentative="1">
+    <w:lvl w:ilvl="1" w:tentative="0">
       <w:start w:val="1"/>
       <w:numFmt w:val="lowerLetter"/>
       <w:lvlText w:val="%2)"/>
@@ -2355,7 +2312,7 @@
         <w:ind w:left="840" w:hanging="420"/>
       </w:pPr>
     </w:lvl>
-    <w:lvl w:ilvl="2" w:tplc="70783DFE" w:tentative="1">
+    <w:lvl w:ilvl="2" w:tentative="0">
       <w:start w:val="1"/>
       <w:numFmt w:val="lowerRoman"/>
       <w:lvlText w:val="%3."/>
@@ -2364,7 +2321,7 @@
         <w:ind w:left="1260" w:hanging="420"/>
       </w:pPr>
     </w:lvl>
-    <w:lvl w:ilvl="3" w:tplc="CC3498F4" w:tentative="1">
+    <w:lvl w:ilvl="3" w:tentative="0">
       <w:start w:val="1"/>
       <w:numFmt w:val="decimal"/>
       <w:lvlText w:val="%4."/>
@@ -2373,7 +2330,7 @@
         <w:ind w:left="1680" w:hanging="420"/>
       </w:pPr>
     </w:lvl>
-    <w:lvl w:ilvl="4" w:tplc="58B80B70" w:tentative="1">
+    <w:lvl w:ilvl="4" w:tentative="0">
       <w:start w:val="1"/>
       <w:numFmt w:val="lowerLetter"/>
       <w:lvlText w:val="%5)"/>
@@ -2382,7 +2339,7 @@
         <w:ind w:left="2100" w:hanging="420"/>
       </w:pPr>
     </w:lvl>
-    <w:lvl w:ilvl="5" w:tplc="4C584D46" w:tentative="1">
+    <w:lvl w:ilvl="5" w:tentative="0">
       <w:start w:val="1"/>
       <w:numFmt w:val="lowerRoman"/>
       <w:lvlText w:val="%6."/>
@@ -2391,7 +2348,7 @@
         <w:ind w:left="2520" w:hanging="420"/>
       </w:pPr>
     </w:lvl>
-    <w:lvl w:ilvl="6" w:tplc="05C486DE" w:tentative="1">
+    <w:lvl w:ilvl="6" w:tentative="0">
       <w:start w:val="1"/>
       <w:numFmt w:val="decimal"/>
       <w:lvlText w:val="%7."/>
@@ -2400,7 +2357,7 @@
         <w:ind w:left="2940" w:hanging="420"/>
       </w:pPr>
     </w:lvl>
-    <w:lvl w:ilvl="7" w:tplc="96F83918" w:tentative="1">
+    <w:lvl w:ilvl="7" w:tentative="0">
       <w:start w:val="1"/>
       <w:numFmt w:val="lowerLetter"/>
       <w:lvlText w:val="%8)"/>
@@ -2409,7 +2366,7 @@
         <w:ind w:left="3360" w:hanging="420"/>
       </w:pPr>
     </w:lvl>
-    <w:lvl w:ilvl="8" w:tplc="CC00BE28" w:tentative="1">
+    <w:lvl w:ilvl="8" w:tentative="0">
       <w:start w:val="1"/>
       <w:numFmt w:val="lowerRoman"/>
       <w:lvlText w:val="%9."/>
@@ -2419,339 +2376,300 @@
       </w:pPr>
     </w:lvl>
   </w:abstractNum>
-  <w:num w:numId="1" w16cid:durableId="918438701">
+  <w:num w:numId="1">
     <w:abstractNumId w:val="0"/>
   </w:num>
 </w:numbering>
 </file>
 
 <file path=word/styles.xml><?xml version="1.0" encoding="utf-8"?>
-<w:styles xmlns:mc="http://schemas.openxmlformats.org/markup-compatibility/2006" xmlns:r="http://schemas.openxmlformats.org/officeDocument/2006/relationships" xmlns:w="http://schemas.openxmlformats.org/wordprocessingml/2006/main" xmlns:w14="http://schemas.microsoft.com/office/word/2010/wordml" xmlns:w15="http://schemas.microsoft.com/office/word/2012/wordml" xmlns:w16cex="http://schemas.microsoft.com/office/word/2018/wordml/cex" xmlns:w16cid="http://schemas.microsoft.com/office/word/2016/wordml/cid" xmlns:w16="http://schemas.microsoft.com/office/word/2018/wordml" xmlns:w16du="http://schemas.microsoft.com/office/word/2023/wordml/word16du" xmlns:w16sdtdh="http://schemas.microsoft.com/office/word/2020/wordml/sdtdatahash" xmlns:w16sdtfl="http://schemas.microsoft.com/office/word/2024/wordml/sdtformatlock" xmlns:w16se="http://schemas.microsoft.com/office/word/2015/wordml/symex" mc:Ignorable="w14 w15 w16se w16cid w16 w16cex w16sdtdh w16sdtfl w16du">
+<w:styles xmlns:mc="http://schemas.openxmlformats.org/markup-compatibility/2006" xmlns:o="urn:schemas-microsoft-com:office:office" xmlns:r="http://schemas.openxmlformats.org/officeDocument/2006/relationships" xmlns:m="http://schemas.openxmlformats.org/officeDocument/2006/math" xmlns:v="urn:schemas-microsoft-com:vml" xmlns:w="http://schemas.openxmlformats.org/wordprocessingml/2006/main" xmlns:w14="http://schemas.microsoft.com/office/word/2010/wordml" xmlns:w10="urn:schemas-microsoft-com:office:word" xmlns:sl="http://schemas.openxmlformats.org/schemaLibrary/2006/main" xmlns:wpsCustomData="http://www.wps.cn/officeDocument/2013/wpsCustomData" mc:Ignorable="w14">
   <w:docDefaults>
     <w:rPrDefault>
       <w:rPr>
-        <w:rFonts w:ascii="Times New Roman" w:eastAsia="宋体" w:hAnsi="Times New Roman" w:cs="Times New Roman"/>
-        <w:lang w:val="en-US" w:eastAsia="zh-CN" w:bidi="ar-SA"/>
+        <w:rFonts w:ascii="Times New Roman" w:hAnsi="Times New Roman" w:eastAsia="宋体" w:cs="Times New Roman"/>
       </w:rPr>
     </w:rPrDefault>
     <w:pPrDefault/>
   </w:docDefaults>
-  <w:latentStyles w:defLockedState="0" w:defUIPriority="0" w:defSemiHidden="0" w:defUnhideWhenUsed="0" w:defQFormat="0" w:count="376">
-    <w:lsdException w:name="Normal" w:qFormat="1"/>
-    <w:lsdException w:name="heading 1" w:qFormat="1"/>
-    <w:lsdException w:name="heading 2" w:semiHidden="1" w:unhideWhenUsed="1" w:qFormat="1"/>
-    <w:lsdException w:name="heading 3" w:semiHidden="1" w:unhideWhenUsed="1" w:qFormat="1"/>
-    <w:lsdException w:name="heading 4" w:semiHidden="1" w:unhideWhenUsed="1" w:qFormat="1"/>
-    <w:lsdException w:name="heading 5" w:semiHidden="1" w:unhideWhenUsed="1" w:qFormat="1"/>
-    <w:lsdException w:name="heading 6" w:semiHidden="1" w:unhideWhenUsed="1" w:qFormat="1"/>
-    <w:lsdException w:name="heading 7" w:semiHidden="1" w:unhideWhenUsed="1" w:qFormat="1"/>
-    <w:lsdException w:name="heading 8" w:semiHidden="1" w:unhideWhenUsed="1" w:qFormat="1"/>
-    <w:lsdException w:name="heading 9" w:semiHidden="1" w:unhideWhenUsed="1" w:qFormat="1"/>
-    <w:lsdException w:name="caption" w:semiHidden="1" w:unhideWhenUsed="1" w:qFormat="1"/>
-    <w:lsdException w:name="Title" w:qFormat="1"/>
-    <w:lsdException w:name="Default Paragraph Font" w:semiHidden="1"/>
-    <w:lsdException w:name="Subtitle" w:qFormat="1"/>
-    <w:lsdException w:name="Strong" w:qFormat="1"/>
-    <w:lsdException w:name="Emphasis" w:qFormat="1"/>
-    <w:lsdException w:name="HTML Top of Form" w:semiHidden="1" w:uiPriority="99" w:unhideWhenUsed="1"/>
-    <w:lsdException w:name="HTML Bottom of Form" w:semiHidden="1" w:uiPriority="99" w:unhideWhenUsed="1"/>
-    <w:lsdException w:name="Normal Table" w:semiHidden="1" w:unhideWhenUsed="1"/>
-    <w:lsdException w:name="No List" w:semiHidden="1" w:uiPriority="99" w:unhideWhenUsed="1"/>
-    <w:lsdException w:name="Outline List 1" w:semiHidden="1" w:uiPriority="99" w:unhideWhenUsed="1"/>
-    <w:lsdException w:name="Outline List 2" w:semiHidden="1" w:uiPriority="99" w:unhideWhenUsed="1"/>
-    <w:lsdException w:name="Outline List 3" w:semiHidden="1" w:uiPriority="99" w:unhideWhenUsed="1"/>
-    <w:lsdException w:name="Table Simple 1" w:semiHidden="1" w:unhideWhenUsed="1"/>
-    <w:lsdException w:name="Table Simple 2" w:semiHidden="1" w:unhideWhenUsed="1"/>
-    <w:lsdException w:name="Table Simple 3" w:semiHidden="1" w:unhideWhenUsed="1"/>
-    <w:lsdException w:name="Table Classic 1" w:semiHidden="1" w:unhideWhenUsed="1"/>
-    <w:lsdException w:name="Table Classic 2" w:semiHidden="1" w:unhideWhenUsed="1"/>
-    <w:lsdException w:name="Table Classic 3" w:semiHidden="1" w:unhideWhenUsed="1"/>
-    <w:lsdException w:name="Table Classic 4" w:semiHidden="1" w:unhideWhenUsed="1"/>
-    <w:lsdException w:name="Table Colorful 1" w:semiHidden="1" w:unhideWhenUsed="1"/>
-    <w:lsdException w:name="Table Colorful 2" w:semiHidden="1" w:unhideWhenUsed="1"/>
-    <w:lsdException w:name="Table Colorful 3" w:semiHidden="1" w:unhideWhenUsed="1"/>
-    <w:lsdException w:name="Table Columns 1" w:semiHidden="1" w:unhideWhenUsed="1"/>
-    <w:lsdException w:name="Table Columns 2" w:semiHidden="1" w:unhideWhenUsed="1"/>
-    <w:lsdException w:name="Table Columns 3" w:semiHidden="1" w:unhideWhenUsed="1"/>
-    <w:lsdException w:name="Table Columns 4" w:semiHidden="1" w:unhideWhenUsed="1"/>
-    <w:lsdException w:name="Table Columns 5" w:semiHidden="1" w:unhideWhenUsed="1"/>
-    <w:lsdException w:name="Table Grid 1" w:semiHidden="1" w:unhideWhenUsed="1"/>
-    <w:lsdException w:name="Table Grid 2" w:semiHidden="1" w:unhideWhenUsed="1"/>
-    <w:lsdException w:name="Table Grid 3" w:semiHidden="1" w:unhideWhenUsed="1"/>
-    <w:lsdException w:name="Table Grid 4" w:semiHidden="1" w:unhideWhenUsed="1"/>
-    <w:lsdException w:name="Table Grid 5" w:semiHidden="1" w:unhideWhenUsed="1"/>
-    <w:lsdException w:name="Table Grid 6" w:semiHidden="1" w:unhideWhenUsed="1"/>
-    <w:lsdException w:name="Table Grid 7" w:semiHidden="1" w:unhideWhenUsed="1"/>
-    <w:lsdException w:name="Table Grid 8" w:semiHidden="1" w:unhideWhenUsed="1"/>
-    <w:lsdException w:name="Table List 1" w:semiHidden="1" w:unhideWhenUsed="1"/>
-    <w:lsdException w:name="Table List 2" w:semiHidden="1" w:unhideWhenUsed="1"/>
-    <w:lsdException w:name="Table List 3" w:semiHidden="1" w:unhideWhenUsed="1"/>
-    <w:lsdException w:name="Table List 4" w:semiHidden="1" w:unhideWhenUsed="1"/>
-    <w:lsdException w:name="Table List 5" w:semiHidden="1" w:unhideWhenUsed="1"/>
-    <w:lsdException w:name="Table List 6" w:semiHidden="1" w:unhideWhenUsed="1"/>
-    <w:lsdException w:name="Table List 7" w:semiHidden="1" w:unhideWhenUsed="1"/>
-    <w:lsdException w:name="Table List 8" w:semiHidden="1" w:unhideWhenUsed="1"/>
-    <w:lsdException w:name="Table 3D effects 1" w:semiHidden="1" w:unhideWhenUsed="1"/>
-    <w:lsdException w:name="Table 3D effects 2" w:semiHidden="1" w:unhideWhenUsed="1"/>
-    <w:lsdException w:name="Table 3D effects 3" w:semiHidden="1" w:unhideWhenUsed="1"/>
-    <w:lsdException w:name="Table Contemporary" w:semiHidden="1" w:unhideWhenUsed="1"/>
-    <w:lsdException w:name="Table Elegant" w:semiHidden="1" w:unhideWhenUsed="1"/>
-    <w:lsdException w:name="Table Professional" w:semiHidden="1" w:unhideWhenUsed="1"/>
-    <w:lsdException w:name="Table Subtle 1" w:semiHidden="1" w:unhideWhenUsed="1"/>
-    <w:lsdException w:name="Table Subtle 2" w:semiHidden="1" w:unhideWhenUsed="1"/>
-    <w:lsdException w:name="Table Web 1" w:semiHidden="1" w:unhideWhenUsed="1"/>
-    <w:lsdException w:name="Table Web 2" w:semiHidden="1" w:unhideWhenUsed="1"/>
-    <w:lsdException w:name="Table Web 3" w:semiHidden="1" w:unhideWhenUsed="1"/>
-    <w:lsdException w:name="Table Grid" w:uiPriority="59" w:qFormat="1"/>
-    <w:lsdException w:name="Table Theme" w:semiHidden="1" w:unhideWhenUsed="1"/>
-    <w:lsdException w:name="Placeholder Text" w:semiHidden="1" w:uiPriority="99" w:unhideWhenUsed="1"/>
-    <w:lsdException w:name="No Spacing" w:uiPriority="99" w:qFormat="1"/>
-    <w:lsdException w:name="Light Shading" w:uiPriority="60"/>
-    <w:lsdException w:name="Light List" w:uiPriority="61"/>
-    <w:lsdException w:name="Light Grid" w:uiPriority="62"/>
-    <w:lsdException w:name="Medium Shading 1" w:uiPriority="63"/>
-    <w:lsdException w:name="Medium Shading 2" w:uiPriority="64"/>
-    <w:lsdException w:name="Medium List 1" w:uiPriority="65"/>
-    <w:lsdException w:name="Medium List 2" w:uiPriority="66"/>
-    <w:lsdException w:name="Medium Grid 1" w:uiPriority="67"/>
-    <w:lsdException w:name="Medium Grid 2" w:uiPriority="68"/>
-    <w:lsdException w:name="Medium Grid 3" w:uiPriority="69"/>
-    <w:lsdException w:name="Dark List" w:uiPriority="70"/>
-    <w:lsdException w:name="Colorful Shading" w:uiPriority="71"/>
-    <w:lsdException w:name="Colorful List" w:uiPriority="72"/>
-    <w:lsdException w:name="Colorful Grid" w:uiPriority="73"/>
-    <w:lsdException w:name="Light Shading Accent 1" w:uiPriority="60"/>
-    <w:lsdException w:name="Light List Accent 1" w:uiPriority="61"/>
-    <w:lsdException w:name="Light Grid Accent 1" w:uiPriority="62"/>
-    <w:lsdException w:name="Medium Shading 1 Accent 1" w:uiPriority="63"/>
-    <w:lsdException w:name="Medium Shading 2 Accent 1" w:uiPriority="64"/>
-    <w:lsdException w:name="Medium List 1 Accent 1" w:uiPriority="65"/>
-    <w:lsdException w:name="Revision" w:semiHidden="1" w:uiPriority="99" w:unhideWhenUsed="1"/>
-    <w:lsdException w:name="List Paragraph" w:uiPriority="99" w:qFormat="1"/>
-    <w:lsdException w:name="Quote" w:uiPriority="99" w:qFormat="1"/>
-    <w:lsdException w:name="Intense Quote" w:uiPriority="99" w:qFormat="1"/>
-    <w:lsdException w:name="Medium List 2 Accent 1" w:uiPriority="66"/>
-    <w:lsdException w:name="Medium Grid 1 Accent 1" w:uiPriority="67"/>
-    <w:lsdException w:name="Medium Grid 2 Accent 1" w:uiPriority="68"/>
-    <w:lsdException w:name="Medium Grid 3 Accent 1" w:uiPriority="69"/>
-    <w:lsdException w:name="Dark List Accent 1" w:uiPriority="70"/>
-    <w:lsdException w:name="Colorful Shading Accent 1" w:uiPriority="71"/>
-    <w:lsdException w:name="Colorful List Accent 1" w:uiPriority="72"/>
-    <w:lsdException w:name="Colorful Grid Accent 1" w:uiPriority="73"/>
-    <w:lsdException w:name="Light Shading Accent 2" w:uiPriority="60"/>
-    <w:lsdException w:name="Light List Accent 2" w:uiPriority="61"/>
-    <w:lsdException w:name="Light Grid Accent 2" w:uiPriority="62"/>
-    <w:lsdException w:name="Medium Shading 1 Accent 2" w:uiPriority="63"/>
-    <w:lsdException w:name="Medium Shading 2 Accent 2" w:uiPriority="64"/>
-    <w:lsdException w:name="Medium List 1 Accent 2" w:uiPriority="65"/>
-    <w:lsdException w:name="Medium List 2 Accent 2" w:uiPriority="66"/>
-    <w:lsdException w:name="Medium Grid 1 Accent 2" w:uiPriority="67"/>
-    <w:lsdException w:name="Medium Grid 2 Accent 2" w:uiPriority="68"/>
-    <w:lsdException w:name="Medium Grid 3 Accent 2" w:uiPriority="69"/>
-    <w:lsdException w:name="Dark List Accent 2" w:uiPriority="70"/>
-    <w:lsdException w:name="Colorful Shading Accent 2" w:uiPriority="71"/>
-    <w:lsdException w:name="Colorful List Accent 2" w:uiPriority="72"/>
-    <w:lsdException w:name="Colorful Grid Accent 2" w:uiPriority="73"/>
-    <w:lsdException w:name="Light Shading Accent 3" w:uiPriority="60"/>
-    <w:lsdException w:name="Light List Accent 3" w:uiPriority="61"/>
-    <w:lsdException w:name="Light Grid Accent 3" w:uiPriority="62"/>
-    <w:lsdException w:name="Medium Shading 1 Accent 3" w:uiPriority="63"/>
-    <w:lsdException w:name="Medium Shading 2 Accent 3" w:uiPriority="64"/>
-    <w:lsdException w:name="Medium List 1 Accent 3" w:uiPriority="65"/>
-    <w:lsdException w:name="Medium List 2 Accent 3" w:uiPriority="66"/>
-    <w:lsdException w:name="Medium Grid 1 Accent 3" w:uiPriority="67"/>
-    <w:lsdException w:name="Medium Grid 2 Accent 3" w:uiPriority="68"/>
-    <w:lsdException w:name="Medium Grid 3 Accent 3" w:uiPriority="69"/>
-    <w:lsdException w:name="Dark List Accent 3" w:uiPriority="70"/>
-    <w:lsdException w:name="Colorful Shading Accent 3" w:uiPriority="71"/>
-    <w:lsdException w:name="Colorful List Accent 3" w:uiPriority="72"/>
-    <w:lsdException w:name="Colorful Grid Accent 3" w:uiPriority="73"/>
-    <w:lsdException w:name="Light Shading Accent 4" w:uiPriority="60"/>
-    <w:lsdException w:name="Light List Accent 4" w:uiPriority="61"/>
-    <w:lsdException w:name="Light Grid Accent 4" w:uiPriority="62"/>
-    <w:lsdException w:name="Medium Shading 1 Accent 4" w:uiPriority="63"/>
-    <w:lsdException w:name="Medium Shading 2 Accent 4" w:uiPriority="64"/>
-    <w:lsdException w:name="Medium List 1 Accent 4" w:uiPriority="65"/>
-    <w:lsdException w:name="Medium List 2 Accent 4" w:uiPriority="66"/>
-    <w:lsdException w:name="Medium Grid 1 Accent 4" w:uiPriority="67"/>
-    <w:lsdException w:name="Medium Grid 2 Accent 4" w:uiPriority="68"/>
-    <w:lsdException w:name="Medium Grid 3 Accent 4" w:uiPriority="69"/>
-    <w:lsdException w:name="Dark List Accent 4" w:uiPriority="70"/>
-    <w:lsdException w:name="Colorful Shading Accent 4" w:uiPriority="71"/>
-    <w:lsdException w:name="Colorful List Accent 4" w:uiPriority="72"/>
-    <w:lsdException w:name="Colorful Grid Accent 4" w:uiPriority="73"/>
-    <w:lsdException w:name="Light Shading Accent 5" w:uiPriority="60"/>
-    <w:lsdException w:name="Light List Accent 5" w:uiPriority="61"/>
-    <w:lsdException w:name="Light Grid Accent 5" w:uiPriority="62"/>
-    <w:lsdException w:name="Medium Shading 1 Accent 5" w:uiPriority="63"/>
-    <w:lsdException w:name="Medium Shading 2 Accent 5" w:uiPriority="64"/>
-    <w:lsdException w:name="Medium List 1 Accent 5" w:uiPriority="65"/>
-    <w:lsdException w:name="Medium List 2 Accent 5" w:uiPriority="66"/>
-    <w:lsdException w:name="Medium Grid 1 Accent 5" w:uiPriority="67"/>
-    <w:lsdException w:name="Medium Grid 2 Accent 5" w:uiPriority="68"/>
-    <w:lsdException w:name="Medium Grid 3 Accent 5" w:uiPriority="69"/>
-    <w:lsdException w:name="Dark List Accent 5" w:uiPriority="70"/>
-    <w:lsdException w:name="Colorful Shading Accent 5" w:uiPriority="71"/>
-    <w:lsdException w:name="Colorful List Accent 5" w:uiPriority="72"/>
-    <w:lsdException w:name="Colorful Grid Accent 5" w:uiPriority="73"/>
-    <w:lsdException w:name="Light Shading Accent 6" w:uiPriority="60"/>
-    <w:lsdException w:name="Light List Accent 6" w:uiPriority="61"/>
-    <w:lsdException w:name="Light Grid Accent 6" w:uiPriority="62"/>
-    <w:lsdException w:name="Medium Shading 1 Accent 6" w:uiPriority="63"/>
-    <w:lsdException w:name="Medium Shading 2 Accent 6" w:uiPriority="64"/>
-    <w:lsdException w:name="Medium List 1 Accent 6" w:uiPriority="65"/>
-    <w:lsdException w:name="Medium List 2 Accent 6" w:uiPriority="66"/>
-    <w:lsdException w:name="Medium Grid 1 Accent 6" w:uiPriority="67"/>
-    <w:lsdException w:name="Medium Grid 2 Accent 6" w:uiPriority="68"/>
-    <w:lsdException w:name="Medium Grid 3 Accent 6" w:uiPriority="69"/>
-    <w:lsdException w:name="Dark List Accent 6" w:uiPriority="70"/>
-    <w:lsdException w:name="Colorful Shading Accent 6" w:uiPriority="71"/>
-    <w:lsdException w:name="Colorful List Accent 6" w:uiPriority="72"/>
-    <w:lsdException w:name="Colorful Grid Accent 6" w:uiPriority="73"/>
-    <w:lsdException w:name="Subtle Emphasis" w:uiPriority="19" w:qFormat="1"/>
-    <w:lsdException w:name="Intense Emphasis" w:uiPriority="21" w:qFormat="1"/>
-    <w:lsdException w:name="Subtle Reference" w:uiPriority="31" w:qFormat="1"/>
-    <w:lsdException w:name="Intense Reference" w:uiPriority="32" w:qFormat="1"/>
-    <w:lsdException w:name="Book Title" w:uiPriority="33" w:qFormat="1"/>
-    <w:lsdException w:name="Bibliography" w:semiHidden="1" w:uiPriority="37" w:unhideWhenUsed="1"/>
-    <w:lsdException w:name="TOC Heading" w:semiHidden="1" w:uiPriority="39" w:unhideWhenUsed="1" w:qFormat="1"/>
-    <w:lsdException w:name="Plain Table 1" w:uiPriority="41"/>
-    <w:lsdException w:name="Plain Table 2" w:uiPriority="42"/>
-    <w:lsdException w:name="Plain Table 3" w:uiPriority="43"/>
-    <w:lsdException w:name="Plain Table 4" w:uiPriority="44"/>
-    <w:lsdException w:name="Plain Table 5" w:uiPriority="45"/>
-    <w:lsdException w:name="Grid Table Light" w:uiPriority="40"/>
-    <w:lsdException w:name="Grid Table 1 Light" w:uiPriority="46"/>
-    <w:lsdException w:name="Grid Table 2" w:uiPriority="47"/>
-    <w:lsdException w:name="Grid Table 3" w:uiPriority="48"/>
-    <w:lsdException w:name="Grid Table 4" w:uiPriority="49"/>
-    <w:lsdException w:name="Grid Table 5 Dark" w:uiPriority="50"/>
-    <w:lsdException w:name="Grid Table 6 Colorful" w:uiPriority="51"/>
-    <w:lsdException w:name="Grid Table 7 Colorful" w:uiPriority="52"/>
-    <w:lsdException w:name="Grid Table 1 Light Accent 1" w:uiPriority="46"/>
-    <w:lsdException w:name="Grid Table 2 Accent 1" w:uiPriority="47"/>
-    <w:lsdException w:name="Grid Table 3 Accent 1" w:uiPriority="48"/>
-    <w:lsdException w:name="Grid Table 4 Accent 1" w:uiPriority="49"/>
-    <w:lsdException w:name="Grid Table 5 Dark Accent 1" w:uiPriority="50"/>
-    <w:lsdException w:name="Grid Table 6 Colorful Accent 1" w:uiPriority="51"/>
-    <w:lsdException w:name="Grid Table 7 Colorful Accent 1" w:uiPriority="52"/>
-    <w:lsdException w:name="Grid Table 1 Light Accent 2" w:uiPriority="46"/>
-    <w:lsdException w:name="Grid Table 2 Accent 2" w:uiPriority="47"/>
-    <w:lsdException w:name="Grid Table 3 Accent 2" w:uiPriority="48"/>
-    <w:lsdException w:name="Grid Table 4 Accent 2" w:uiPriority="49"/>
-    <w:lsdException w:name="Grid Table 5 Dark Accent 2" w:uiPriority="50"/>
-    <w:lsdException w:name="Grid Table 6 Colorful Accent 2" w:uiPriority="51"/>
-    <w:lsdException w:name="Grid Table 7 Colorful Accent 2" w:uiPriority="52"/>
-    <w:lsdException w:name="Grid Table 1 Light Accent 3" w:uiPriority="46"/>
-    <w:lsdException w:name="Grid Table 2 Accent 3" w:uiPriority="47"/>
-    <w:lsdException w:name="Grid Table 3 Accent 3" w:uiPriority="48"/>
-    <w:lsdException w:name="Grid Table 4 Accent 3" w:uiPriority="49"/>
-    <w:lsdException w:name="Grid Table 5 Dark Accent 3" w:uiPriority="50"/>
-    <w:lsdException w:name="Grid Table 6 Colorful Accent 3" w:uiPriority="51"/>
-    <w:lsdException w:name="Grid Table 7 Colorful Accent 3" w:uiPriority="52"/>
-    <w:lsdException w:name="Grid Table 1 Light Accent 4" w:uiPriority="46"/>
-    <w:lsdException w:name="Grid Table 2 Accent 4" w:uiPriority="47"/>
-    <w:lsdException w:name="Grid Table 3 Accent 4" w:uiPriority="48"/>
-    <w:lsdException w:name="Grid Table 4 Accent 4" w:uiPriority="49"/>
-    <w:lsdException w:name="Grid Table 5 Dark Accent 4" w:uiPriority="50"/>
-    <w:lsdException w:name="Grid Table 6 Colorful Accent 4" w:uiPriority="51"/>
-    <w:lsdException w:name="Grid Table 7 Colorful Accent 4" w:uiPriority="52"/>
-    <w:lsdException w:name="Grid Table 1 Light Accent 5" w:uiPriority="46"/>
-    <w:lsdException w:name="Grid Table 2 Accent 5" w:uiPriority="47"/>
-    <w:lsdException w:name="Grid Table 3 Accent 5" w:uiPriority="48"/>
-    <w:lsdException w:name="Grid Table 4 Accent 5" w:uiPriority="49"/>
-    <w:lsdException w:name="Grid Table 5 Dark Accent 5" w:uiPriority="50"/>
-    <w:lsdException w:name="Grid Table 6 Colorful Accent 5" w:uiPriority="51"/>
-    <w:lsdException w:name="Grid Table 7 Colorful Accent 5" w:uiPriority="52"/>
-    <w:lsdException w:name="Grid Table 1 Light Accent 6" w:uiPriority="46"/>
-    <w:lsdException w:name="Grid Table 2 Accent 6" w:uiPriority="47"/>
-    <w:lsdException w:name="Grid Table 3 Accent 6" w:uiPriority="48"/>
-    <w:lsdException w:name="Grid Table 4 Accent 6" w:uiPriority="49"/>
-    <w:lsdException w:name="Grid Table 5 Dark Accent 6" w:uiPriority="50"/>
-    <w:lsdException w:name="Grid Table 6 Colorful Accent 6" w:uiPriority="51"/>
-    <w:lsdException w:name="Grid Table 7 Colorful Accent 6" w:uiPriority="52"/>
-    <w:lsdException w:name="List Table 1 Light" w:uiPriority="46"/>
-    <w:lsdException w:name="List Table 2" w:uiPriority="47"/>
-    <w:lsdException w:name="List Table 3" w:uiPriority="48"/>
-    <w:lsdException w:name="List Table 4" w:uiPriority="49"/>
-    <w:lsdException w:name="List Table 5 Dark" w:uiPriority="50"/>
-    <w:lsdException w:name="List Table 6 Colorful" w:uiPriority="51"/>
-    <w:lsdException w:name="List Table 7 Colorful" w:uiPriority="52"/>
-    <w:lsdException w:name="List Table 1 Light Accent 1" w:uiPriority="46"/>
-    <w:lsdException w:name="List Table 2 Accent 1" w:uiPriority="47"/>
-    <w:lsdException w:name="List Table 3 Accent 1" w:uiPriority="48"/>
-    <w:lsdException w:name="List Table 4 Accent 1" w:uiPriority="49"/>
-    <w:lsdException w:name="List Table 5 Dark Accent 1" w:uiPriority="50"/>
-    <w:lsdException w:name="List Table 6 Colorful Accent 1" w:uiPriority="51"/>
-    <w:lsdException w:name="List Table 7 Colorful Accent 1" w:uiPriority="52"/>
-    <w:lsdException w:name="List Table 1 Light Accent 2" w:uiPriority="46"/>
-    <w:lsdException w:name="List Table 2 Accent 2" w:uiPriority="47"/>
-    <w:lsdException w:name="List Table 3 Accent 2" w:uiPriority="48"/>
-    <w:lsdException w:name="List Table 4 Accent 2" w:uiPriority="49"/>
-    <w:lsdException w:name="List Table 5 Dark Accent 2" w:uiPriority="50"/>
-    <w:lsdException w:name="List Table 6 Colorful Accent 2" w:uiPriority="51"/>
-    <w:lsdException w:name="List Table 7 Colorful Accent 2" w:uiPriority="52"/>
-    <w:lsdException w:name="List Table 1 Light Accent 3" w:uiPriority="46"/>
-    <w:lsdException w:name="List Table 2 Accent 3" w:uiPriority="47"/>
-    <w:lsdException w:name="List Table 3 Accent 3" w:uiPriority="48"/>
-    <w:lsdException w:name="List Table 4 Accent 3" w:uiPriority="49"/>
-    <w:lsdException w:name="List Table 5 Dark Accent 3" w:uiPriority="50"/>
-    <w:lsdException w:name="List Table 6 Colorful Accent 3" w:uiPriority="51"/>
-    <w:lsdException w:name="List Table 7 Colorful Accent 3" w:uiPriority="52"/>
-    <w:lsdException w:name="List Table 1 Light Accent 4" w:uiPriority="46"/>
-    <w:lsdException w:name="List Table 2 Accent 4" w:uiPriority="47"/>
-    <w:lsdException w:name="List Table 3 Accent 4" w:uiPriority="48"/>
-    <w:lsdException w:name="List Table 4 Accent 4" w:uiPriority="49"/>
-    <w:lsdException w:name="List Table 5 Dark Accent 4" w:uiPriority="50"/>
-    <w:lsdException w:name="List Table 6 Colorful Accent 4" w:uiPriority="51"/>
-    <w:lsdException w:name="List Table 7 Colorful Accent 4" w:uiPriority="52"/>
-    <w:lsdException w:name="List Table 1 Light Accent 5" w:uiPriority="46"/>
-    <w:lsdException w:name="List Table 2 Accent 5" w:uiPriority="47"/>
-    <w:lsdException w:name="List Table 3 Accent 5" w:uiPriority="48"/>
-    <w:lsdException w:name="List Table 4 Accent 5" w:uiPriority="49"/>
-    <w:lsdException w:name="List Table 5 Dark Accent 5" w:uiPriority="50"/>
-    <w:lsdException w:name="List Table 6 Colorful Accent 5" w:uiPriority="51"/>
-    <w:lsdException w:name="List Table 7 Colorful Accent 5" w:uiPriority="52"/>
-    <w:lsdException w:name="List Table 1 Light Accent 6" w:uiPriority="46"/>
-    <w:lsdException w:name="List Table 2 Accent 6" w:uiPriority="47"/>
-    <w:lsdException w:name="List Table 3 Accent 6" w:uiPriority="48"/>
-    <w:lsdException w:name="List Table 4 Accent 6" w:uiPriority="49"/>
-    <w:lsdException w:name="List Table 5 Dark Accent 6" w:uiPriority="50"/>
-    <w:lsdException w:name="List Table 6 Colorful Accent 6" w:uiPriority="51"/>
-    <w:lsdException w:name="List Table 7 Colorful Accent 6" w:uiPriority="52"/>
-    <w:lsdException w:name="Mention" w:semiHidden="1" w:uiPriority="99" w:unhideWhenUsed="1"/>
-    <w:lsdException w:name="Smart Hyperlink" w:semiHidden="1" w:uiPriority="99" w:unhideWhenUsed="1"/>
-    <w:lsdException w:name="Hashtag" w:semiHidden="1" w:uiPriority="99" w:unhideWhenUsed="1"/>
-    <w:lsdException w:name="Unresolved Mention" w:semiHidden="1" w:uiPriority="99" w:unhideWhenUsed="1"/>
-    <w:lsdException w:name="Smart Link" w:semiHidden="1" w:uiPriority="99" w:unhideWhenUsed="1"/>
+  <w:latentStyles w:count="260" w:defQFormat="0" w:defUnhideWhenUsed="1" w:defSemiHidden="1" w:defUIPriority="99" w:defLockedState="0">
+    <w:lsdException w:qFormat="1" w:unhideWhenUsed="0" w:uiPriority="0" w:semiHidden="0" w:name="Normal"/>
+    <w:lsdException w:qFormat="1" w:unhideWhenUsed="0" w:uiPriority="0" w:semiHidden="0" w:name="heading 1"/>
+    <w:lsdException w:qFormat="1" w:uiPriority="0" w:name="heading 2"/>
+    <w:lsdException w:qFormat="1" w:uiPriority="0" w:name="heading 3"/>
+    <w:lsdException w:qFormat="1" w:uiPriority="0" w:name="heading 4"/>
+    <w:lsdException w:qFormat="1" w:uiPriority="0" w:name="heading 5"/>
+    <w:lsdException w:qFormat="1" w:uiPriority="0" w:name="heading 6"/>
+    <w:lsdException w:qFormat="1" w:uiPriority="0" w:name="heading 7"/>
+    <w:lsdException w:qFormat="1" w:uiPriority="0" w:name="heading 8"/>
+    <w:lsdException w:qFormat="1" w:uiPriority="0" w:name="heading 9"/>
+    <w:lsdException w:unhideWhenUsed="0" w:uiPriority="0" w:semiHidden="0" w:name="index 1"/>
+    <w:lsdException w:unhideWhenUsed="0" w:uiPriority="0" w:semiHidden="0" w:name="index 2"/>
+    <w:lsdException w:unhideWhenUsed="0" w:uiPriority="0" w:semiHidden="0" w:name="index 3"/>
+    <w:lsdException w:unhideWhenUsed="0" w:uiPriority="0" w:semiHidden="0" w:name="index 4"/>
+    <w:lsdException w:unhideWhenUsed="0" w:uiPriority="0" w:semiHidden="0" w:name="index 5"/>
+    <w:lsdException w:unhideWhenUsed="0" w:uiPriority="0" w:semiHidden="0" w:name="index 6"/>
+    <w:lsdException w:unhideWhenUsed="0" w:uiPriority="0" w:semiHidden="0" w:name="index 7"/>
+    <w:lsdException w:unhideWhenUsed="0" w:uiPriority="0" w:semiHidden="0" w:name="index 8"/>
+    <w:lsdException w:unhideWhenUsed="0" w:uiPriority="0" w:semiHidden="0" w:name="index 9"/>
+    <w:lsdException w:unhideWhenUsed="0" w:uiPriority="0" w:semiHidden="0" w:name="toc 1"/>
+    <w:lsdException w:unhideWhenUsed="0" w:uiPriority="0" w:semiHidden="0" w:name="toc 2"/>
+    <w:lsdException w:unhideWhenUsed="0" w:uiPriority="0" w:semiHidden="0" w:name="toc 3"/>
+    <w:lsdException w:unhideWhenUsed="0" w:uiPriority="0" w:semiHidden="0" w:name="toc 4"/>
+    <w:lsdException w:unhideWhenUsed="0" w:uiPriority="0" w:semiHidden="0" w:name="toc 5"/>
+    <w:lsdException w:unhideWhenUsed="0" w:uiPriority="0" w:semiHidden="0" w:name="toc 6"/>
+    <w:lsdException w:unhideWhenUsed="0" w:uiPriority="0" w:semiHidden="0" w:name="toc 7"/>
+    <w:lsdException w:unhideWhenUsed="0" w:uiPriority="0" w:semiHidden="0" w:name="toc 8"/>
+    <w:lsdException w:unhideWhenUsed="0" w:uiPriority="0" w:semiHidden="0" w:name="toc 9"/>
+    <w:lsdException w:unhideWhenUsed="0" w:uiPriority="0" w:semiHidden="0" w:name="Normal Indent"/>
+    <w:lsdException w:unhideWhenUsed="0" w:uiPriority="0" w:semiHidden="0" w:name="footnote text"/>
+    <w:lsdException w:unhideWhenUsed="0" w:uiPriority="0" w:semiHidden="0" w:name="annotation text"/>
+    <w:lsdException w:unhideWhenUsed="0" w:uiPriority="0" w:semiHidden="0" w:name="header"/>
+    <w:lsdException w:unhideWhenUsed="0" w:uiPriority="0" w:semiHidden="0" w:name="footer"/>
+    <w:lsdException w:unhideWhenUsed="0" w:uiPriority="0" w:semiHidden="0" w:name="index heading"/>
+    <w:lsdException w:qFormat="1" w:uiPriority="0" w:name="caption"/>
+    <w:lsdException w:unhideWhenUsed="0" w:uiPriority="0" w:semiHidden="0" w:name="table of figures"/>
+    <w:lsdException w:unhideWhenUsed="0" w:uiPriority="0" w:semiHidden="0" w:name="envelope address"/>
+    <w:lsdException w:unhideWhenUsed="0" w:uiPriority="0" w:semiHidden="0" w:name="envelope return"/>
+    <w:lsdException w:unhideWhenUsed="0" w:uiPriority="0" w:semiHidden="0" w:name="footnote reference"/>
+    <w:lsdException w:unhideWhenUsed="0" w:uiPriority="0" w:semiHidden="0" w:name="annotation reference"/>
+    <w:lsdException w:unhideWhenUsed="0" w:uiPriority="0" w:semiHidden="0" w:name="line number"/>
+    <w:lsdException w:unhideWhenUsed="0" w:uiPriority="0" w:semiHidden="0" w:name="page number"/>
+    <w:lsdException w:unhideWhenUsed="0" w:uiPriority="0" w:semiHidden="0" w:name="endnote reference"/>
+    <w:lsdException w:unhideWhenUsed="0" w:uiPriority="0" w:semiHidden="0" w:name="endnote text"/>
+    <w:lsdException w:unhideWhenUsed="0" w:uiPriority="0" w:semiHidden="0" w:name="table of authorities"/>
+    <w:lsdException w:unhideWhenUsed="0" w:uiPriority="0" w:semiHidden="0" w:name="macro"/>
+    <w:lsdException w:unhideWhenUsed="0" w:uiPriority="0" w:semiHidden="0" w:name="toa heading"/>
+    <w:lsdException w:unhideWhenUsed="0" w:uiPriority="0" w:semiHidden="0" w:name="List"/>
+    <w:lsdException w:unhideWhenUsed="0" w:uiPriority="0" w:semiHidden="0" w:name="List Bullet"/>
+    <w:lsdException w:unhideWhenUsed="0" w:uiPriority="0" w:semiHidden="0" w:name="List Number"/>
+    <w:lsdException w:unhideWhenUsed="0" w:uiPriority="0" w:semiHidden="0" w:name="List 2"/>
+    <w:lsdException w:unhideWhenUsed="0" w:uiPriority="0" w:semiHidden="0" w:name="List 3"/>
+    <w:lsdException w:unhideWhenUsed="0" w:uiPriority="0" w:semiHidden="0" w:name="List 4"/>
+    <w:lsdException w:unhideWhenUsed="0" w:uiPriority="0" w:semiHidden="0" w:name="List 5"/>
+    <w:lsdException w:unhideWhenUsed="0" w:uiPriority="0" w:semiHidden="0" w:name="List Bullet 2"/>
+    <w:lsdException w:unhideWhenUsed="0" w:uiPriority="0" w:semiHidden="0" w:name="List Bullet 3"/>
+    <w:lsdException w:unhideWhenUsed="0" w:uiPriority="0" w:semiHidden="0" w:name="List Bullet 4"/>
+    <w:lsdException w:unhideWhenUsed="0" w:uiPriority="0" w:semiHidden="0" w:name="List Bullet 5"/>
+    <w:lsdException w:unhideWhenUsed="0" w:uiPriority="0" w:semiHidden="0" w:name="List Number 2"/>
+    <w:lsdException w:unhideWhenUsed="0" w:uiPriority="0" w:semiHidden="0" w:name="List Number 3"/>
+    <w:lsdException w:unhideWhenUsed="0" w:uiPriority="0" w:semiHidden="0" w:name="List Number 4"/>
+    <w:lsdException w:unhideWhenUsed="0" w:uiPriority="0" w:semiHidden="0" w:name="List Number 5"/>
+    <w:lsdException w:qFormat="1" w:unhideWhenUsed="0" w:uiPriority="0" w:semiHidden="0" w:name="Title"/>
+    <w:lsdException w:unhideWhenUsed="0" w:uiPriority="0" w:semiHidden="0" w:name="Closing"/>
+    <w:lsdException w:unhideWhenUsed="0" w:uiPriority="0" w:semiHidden="0" w:name="Signature"/>
+    <w:lsdException w:uiPriority="1" w:name="Default Paragraph Font"/>
+    <w:lsdException w:unhideWhenUsed="0" w:uiPriority="0" w:semiHidden="0" w:name="Body Text"/>
+    <w:lsdException w:unhideWhenUsed="0" w:uiPriority="0" w:semiHidden="0" w:name="Body Text Indent"/>
+    <w:lsdException w:unhideWhenUsed="0" w:uiPriority="0" w:semiHidden="0" w:name="List Continue"/>
+    <w:lsdException w:unhideWhenUsed="0" w:uiPriority="0" w:semiHidden="0" w:name="List Continue 2"/>
+    <w:lsdException w:unhideWhenUsed="0" w:uiPriority="0" w:semiHidden="0" w:name="List Continue 3"/>
+    <w:lsdException w:unhideWhenUsed="0" w:uiPriority="0" w:semiHidden="0" w:name="List Continue 4"/>
+    <w:lsdException w:unhideWhenUsed="0" w:uiPriority="0" w:semiHidden="0" w:name="List Continue 5"/>
+    <w:lsdException w:unhideWhenUsed="0" w:uiPriority="0" w:semiHidden="0" w:name="Message Header"/>
+    <w:lsdException w:qFormat="1" w:unhideWhenUsed="0" w:uiPriority="0" w:semiHidden="0" w:name="Subtitle"/>
+    <w:lsdException w:unhideWhenUsed="0" w:uiPriority="0" w:semiHidden="0" w:name="Salutation"/>
+    <w:lsdException w:unhideWhenUsed="0" w:uiPriority="0" w:semiHidden="0" w:name="Date"/>
+    <w:lsdException w:unhideWhenUsed="0" w:uiPriority="0" w:semiHidden="0" w:name="Body Text First Indent"/>
+    <w:lsdException w:unhideWhenUsed="0" w:uiPriority="0" w:semiHidden="0" w:name="Body Text First Indent 2"/>
+    <w:lsdException w:unhideWhenUsed="0" w:uiPriority="0" w:semiHidden="0" w:name="Note Heading"/>
+    <w:lsdException w:unhideWhenUsed="0" w:uiPriority="0" w:semiHidden="0" w:name="Body Text 2"/>
+    <w:lsdException w:unhideWhenUsed="0" w:uiPriority="0" w:semiHidden="0" w:name="Body Text 3"/>
+    <w:lsdException w:unhideWhenUsed="0" w:uiPriority="0" w:semiHidden="0" w:name="Body Text Indent 2"/>
+    <w:lsdException w:unhideWhenUsed="0" w:uiPriority="0" w:semiHidden="0" w:name="Body Text Indent 3"/>
+    <w:lsdException w:unhideWhenUsed="0" w:uiPriority="0" w:semiHidden="0" w:name="Block Text"/>
+    <w:lsdException w:unhideWhenUsed="0" w:uiPriority="0" w:semiHidden="0" w:name="Hyperlink"/>
+    <w:lsdException w:unhideWhenUsed="0" w:uiPriority="0" w:semiHidden="0" w:name="FollowedHyperlink"/>
+    <w:lsdException w:qFormat="1" w:unhideWhenUsed="0" w:uiPriority="0" w:semiHidden="0" w:name="Strong"/>
+    <w:lsdException w:qFormat="1" w:unhideWhenUsed="0" w:uiPriority="0" w:semiHidden="0" w:name="Emphasis"/>
+    <w:lsdException w:unhideWhenUsed="0" w:uiPriority="0" w:semiHidden="0" w:name="Document Map"/>
+    <w:lsdException w:unhideWhenUsed="0" w:uiPriority="0" w:semiHidden="0" w:name="Plain Text"/>
+    <w:lsdException w:unhideWhenUsed="0" w:uiPriority="0" w:semiHidden="0" w:name="E-mail Signature"/>
+    <w:lsdException w:unhideWhenUsed="0" w:uiPriority="0" w:semiHidden="0" w:name="Normal (Web)"/>
+    <w:lsdException w:unhideWhenUsed="0" w:uiPriority="0" w:semiHidden="0" w:name="HTML Acronym"/>
+    <w:lsdException w:unhideWhenUsed="0" w:uiPriority="0" w:semiHidden="0" w:name="HTML Address"/>
+    <w:lsdException w:unhideWhenUsed="0" w:uiPriority="0" w:semiHidden="0" w:name="HTML Cite"/>
+    <w:lsdException w:unhideWhenUsed="0" w:uiPriority="0" w:semiHidden="0" w:name="HTML Code"/>
+    <w:lsdException w:unhideWhenUsed="0" w:uiPriority="0" w:semiHidden="0" w:name="HTML Definition"/>
+    <w:lsdException w:unhideWhenUsed="0" w:uiPriority="0" w:semiHidden="0" w:name="HTML Keyboard"/>
+    <w:lsdException w:unhideWhenUsed="0" w:uiPriority="0" w:semiHidden="0" w:name="HTML Preformatted"/>
+    <w:lsdException w:unhideWhenUsed="0" w:uiPriority="0" w:semiHidden="0" w:name="HTML Sample"/>
+    <w:lsdException w:unhideWhenUsed="0" w:uiPriority="0" w:semiHidden="0" w:name="HTML Typewriter"/>
+    <w:lsdException w:unhideWhenUsed="0" w:uiPriority="0" w:semiHidden="0" w:name="HTML Variable"/>
+    <w:lsdException w:uiPriority="99" w:name="Normal Table"/>
+    <w:lsdException w:unhideWhenUsed="0" w:uiPriority="0" w:semiHidden="0" w:name="annotation subject"/>
+    <w:lsdException w:uiPriority="0" w:name="Table Simple 1"/>
+    <w:lsdException w:uiPriority="0" w:name="Table Simple 2"/>
+    <w:lsdException w:uiPriority="0" w:name="Table Simple 3"/>
+    <w:lsdException w:uiPriority="0" w:name="Table Classic 1"/>
+    <w:lsdException w:uiPriority="0" w:name="Table Classic 2"/>
+    <w:lsdException w:uiPriority="0" w:name="Table Classic 3"/>
+    <w:lsdException w:uiPriority="0" w:name="Table Classic 4"/>
+    <w:lsdException w:uiPriority="0" w:name="Table Colorful 1"/>
+    <w:lsdException w:uiPriority="0" w:name="Table Colorful 2"/>
+    <w:lsdException w:uiPriority="0" w:name="Table Colorful 3"/>
+    <w:lsdException w:uiPriority="0" w:name="Table Columns 1"/>
+    <w:lsdException w:uiPriority="0" w:name="Table Columns 2"/>
+    <w:lsdException w:uiPriority="0" w:name="Table Columns 3"/>
+    <w:lsdException w:uiPriority="0" w:name="Table Columns 4"/>
+    <w:lsdException w:uiPriority="0" w:name="Table Columns 5"/>
+    <w:lsdException w:uiPriority="0" w:name="Table Grid 1"/>
+    <w:lsdException w:uiPriority="0" w:name="Table Grid 2"/>
+    <w:lsdException w:uiPriority="0" w:name="Table Grid 3"/>
+    <w:lsdException w:uiPriority="0" w:name="Table Grid 4"/>
+    <w:lsdException w:uiPriority="0" w:name="Table Grid 5"/>
+    <w:lsdException w:uiPriority="0" w:name="Table Grid 6"/>
+    <w:lsdException w:uiPriority="0" w:name="Table Grid 7"/>
+    <w:lsdException w:uiPriority="0" w:name="Table Grid 8"/>
+    <w:lsdException w:uiPriority="0" w:name="Table List 1"/>
+    <w:lsdException w:uiPriority="0" w:name="Table List 2"/>
+    <w:lsdException w:uiPriority="0" w:name="Table List 3"/>
+    <w:lsdException w:uiPriority="0" w:name="Table List 4"/>
+    <w:lsdException w:uiPriority="0" w:name="Table List 5"/>
+    <w:lsdException w:uiPriority="0" w:name="Table List 6"/>
+    <w:lsdException w:uiPriority="0" w:name="Table List 7"/>
+    <w:lsdException w:uiPriority="0" w:name="Table List 8"/>
+    <w:lsdException w:uiPriority="0" w:name="Table 3D effects 1"/>
+    <w:lsdException w:uiPriority="0" w:name="Table 3D effects 2"/>
+    <w:lsdException w:uiPriority="0" w:name="Table 3D effects 3"/>
+    <w:lsdException w:uiPriority="0" w:name="Table Contemporary"/>
+    <w:lsdException w:uiPriority="0" w:name="Table Elegant"/>
+    <w:lsdException w:uiPriority="0" w:name="Table Professional"/>
+    <w:lsdException w:uiPriority="0" w:name="Table Subtle 1"/>
+    <w:lsdException w:uiPriority="0" w:name="Table Subtle 2"/>
+    <w:lsdException w:uiPriority="0" w:name="Table Web 1"/>
+    <w:lsdException w:uiPriority="0" w:name="Table Web 2"/>
+    <w:lsdException w:uiPriority="0" w:name="Table Web 3"/>
+    <w:lsdException w:unhideWhenUsed="0" w:uiPriority="0" w:semiHidden="0" w:name="Balloon Text"/>
+    <w:lsdException w:qFormat="1" w:unhideWhenUsed="0" w:uiPriority="59" w:semiHidden="0" w:name="Table Grid"/>
+    <w:lsdException w:uiPriority="0" w:name="Table Theme"/>
+    <w:lsdException w:unhideWhenUsed="0" w:uiPriority="60" w:semiHidden="0" w:name="Light Shading"/>
+    <w:lsdException w:unhideWhenUsed="0" w:uiPriority="61" w:semiHidden="0" w:name="Light List"/>
+    <w:lsdException w:unhideWhenUsed="0" w:uiPriority="62" w:semiHidden="0" w:name="Light Grid"/>
+    <w:lsdException w:unhideWhenUsed="0" w:uiPriority="63" w:semiHidden="0" w:name="Medium Shading 1"/>
+    <w:lsdException w:unhideWhenUsed="0" w:uiPriority="64" w:semiHidden="0" w:name="Medium Shading 2"/>
+    <w:lsdException w:unhideWhenUsed="0" w:uiPriority="65" w:semiHidden="0" w:name="Medium List 1"/>
+    <w:lsdException w:unhideWhenUsed="0" w:uiPriority="66" w:semiHidden="0" w:name="Medium List 2"/>
+    <w:lsdException w:unhideWhenUsed="0" w:uiPriority="67" w:semiHidden="0" w:name="Medium Grid 1"/>
+    <w:lsdException w:unhideWhenUsed="0" w:uiPriority="68" w:semiHidden="0" w:name="Medium Grid 2"/>
+    <w:lsdException w:unhideWhenUsed="0" w:uiPriority="69" w:semiHidden="0" w:name="Medium Grid 3"/>
+    <w:lsdException w:unhideWhenUsed="0" w:uiPriority="70" w:semiHidden="0" w:name="Dark List"/>
+    <w:lsdException w:unhideWhenUsed="0" w:uiPriority="71" w:semiHidden="0" w:name="Colorful Shading"/>
+    <w:lsdException w:unhideWhenUsed="0" w:uiPriority="72" w:semiHidden="0" w:name="Colorful List"/>
+    <w:lsdException w:unhideWhenUsed="0" w:uiPriority="73" w:semiHidden="0" w:name="Colorful Grid"/>
+    <w:lsdException w:unhideWhenUsed="0" w:uiPriority="60" w:semiHidden="0" w:name="Light Shading Accent 1"/>
+    <w:lsdException w:unhideWhenUsed="0" w:uiPriority="61" w:semiHidden="0" w:name="Light List Accent 1"/>
+    <w:lsdException w:unhideWhenUsed="0" w:uiPriority="62" w:semiHidden="0" w:name="Light Grid Accent 1"/>
+    <w:lsdException w:unhideWhenUsed="0" w:uiPriority="63" w:semiHidden="0" w:name="Medium Shading 1 Accent 1"/>
+    <w:lsdException w:unhideWhenUsed="0" w:uiPriority="64" w:semiHidden="0" w:name="Medium Shading 2 Accent 1"/>
+    <w:lsdException w:unhideWhenUsed="0" w:uiPriority="65" w:semiHidden="0" w:name="Medium List 1 Accent 1"/>
+    <w:lsdException w:unhideWhenUsed="0" w:uiPriority="66" w:semiHidden="0" w:name="Medium List 2 Accent 1"/>
+    <w:lsdException w:unhideWhenUsed="0" w:uiPriority="67" w:semiHidden="0" w:name="Medium Grid 1 Accent 1"/>
+    <w:lsdException w:unhideWhenUsed="0" w:uiPriority="68" w:semiHidden="0" w:name="Medium Grid 2 Accent 1"/>
+    <w:lsdException w:unhideWhenUsed="0" w:uiPriority="69" w:semiHidden="0" w:name="Medium Grid 3 Accent 1"/>
+    <w:lsdException w:unhideWhenUsed="0" w:uiPriority="70" w:semiHidden="0" w:name="Dark List Accent 1"/>
+    <w:lsdException w:unhideWhenUsed="0" w:uiPriority="71" w:semiHidden="0" w:name="Colorful Shading Accent 1"/>
+    <w:lsdException w:unhideWhenUsed="0" w:uiPriority="72" w:semiHidden="0" w:name="Colorful List Accent 1"/>
+    <w:lsdException w:unhideWhenUsed="0" w:uiPriority="73" w:semiHidden="0" w:name="Colorful Grid Accent 1"/>
+    <w:lsdException w:unhideWhenUsed="0" w:uiPriority="60" w:semiHidden="0" w:name="Light Shading Accent 2"/>
+    <w:lsdException w:unhideWhenUsed="0" w:uiPriority="61" w:semiHidden="0" w:name="Light List Accent 2"/>
+    <w:lsdException w:unhideWhenUsed="0" w:uiPriority="62" w:semiHidden="0" w:name="Light Grid Accent 2"/>
+    <w:lsdException w:unhideWhenUsed="0" w:uiPriority="63" w:semiHidden="0" w:name="Medium Shading 1 Accent 2"/>
+    <w:lsdException w:unhideWhenUsed="0" w:uiPriority="64" w:semiHidden="0" w:name="Medium Shading 2 Accent 2"/>
+    <w:lsdException w:unhideWhenUsed="0" w:uiPriority="65" w:semiHidden="0" w:name="Medium List 1 Accent 2"/>
+    <w:lsdException w:unhideWhenUsed="0" w:uiPriority="66" w:semiHidden="0" w:name="Medium List 2 Accent 2"/>
+    <w:lsdException w:unhideWhenUsed="0" w:uiPriority="67" w:semiHidden="0" w:name="Medium Grid 1 Accent 2"/>
+    <w:lsdException w:unhideWhenUsed="0" w:uiPriority="68" w:semiHidden="0" w:name="Medium Grid 2 Accent 2"/>
+    <w:lsdException w:unhideWhenUsed="0" w:uiPriority="69" w:semiHidden="0" w:name="Medium Grid 3 Accent 2"/>
+    <w:lsdException w:unhideWhenUsed="0" w:uiPriority="70" w:semiHidden="0" w:name="Dark List Accent 2"/>
+    <w:lsdException w:unhideWhenUsed="0" w:uiPriority="71" w:semiHidden="0" w:name="Colorful Shading Accent 2"/>
+    <w:lsdException w:unhideWhenUsed="0" w:uiPriority="72" w:semiHidden="0" w:name="Colorful List Accent 2"/>
+    <w:lsdException w:unhideWhenUsed="0" w:uiPriority="73" w:semiHidden="0" w:name="Colorful Grid Accent 2"/>
+    <w:lsdException w:unhideWhenUsed="0" w:uiPriority="60" w:semiHidden="0" w:name="Light Shading Accent 3"/>
+    <w:lsdException w:unhideWhenUsed="0" w:uiPriority="61" w:semiHidden="0" w:name="Light List Accent 3"/>
+    <w:lsdException w:unhideWhenUsed="0" w:uiPriority="62" w:semiHidden="0" w:name="Light Grid Accent 3"/>
+    <w:lsdException w:unhideWhenUsed="0" w:uiPriority="63" w:semiHidden="0" w:name="Medium Shading 1 Accent 3"/>
+    <w:lsdException w:unhideWhenUsed="0" w:uiPriority="64" w:semiHidden="0" w:name="Medium Shading 2 Accent 3"/>
+    <w:lsdException w:unhideWhenUsed="0" w:uiPriority="65" w:semiHidden="0" w:name="Medium List 1 Accent 3"/>
+    <w:lsdException w:unhideWhenUsed="0" w:uiPriority="66" w:semiHidden="0" w:name="Medium List 2 Accent 3"/>
+    <w:lsdException w:unhideWhenUsed="0" w:uiPriority="67" w:semiHidden="0" w:name="Medium Grid 1 Accent 3"/>
+    <w:lsdException w:unhideWhenUsed="0" w:uiPriority="68" w:semiHidden="0" w:name="Medium Grid 2 Accent 3"/>
+    <w:lsdException w:unhideWhenUsed="0" w:uiPriority="69" w:semiHidden="0" w:name="Medium Grid 3 Accent 3"/>
+    <w:lsdException w:unhideWhenUsed="0" w:uiPriority="70" w:semiHidden="0" w:name="Dark List Accent 3"/>
+    <w:lsdException w:unhideWhenUsed="0" w:uiPriority="71" w:semiHidden="0" w:name="Colorful Shading Accent 3"/>
+    <w:lsdException w:unhideWhenUsed="0" w:uiPriority="72" w:semiHidden="0" w:name="Colorful List Accent 3"/>
+    <w:lsdException w:unhideWhenUsed="0" w:uiPriority="73" w:semiHidden="0" w:name="Colorful Grid Accent 3"/>
+    <w:lsdException w:unhideWhenUsed="0" w:uiPriority="60" w:semiHidden="0" w:name="Light Shading Accent 4"/>
+    <w:lsdException w:unhideWhenUsed="0" w:uiPriority="61" w:semiHidden="0" w:name="Light List Accent 4"/>
+    <w:lsdException w:unhideWhenUsed="0" w:uiPriority="62" w:semiHidden="0" w:name="Light Grid Accent 4"/>
+    <w:lsdException w:unhideWhenUsed="0" w:uiPriority="63" w:semiHidden="0" w:name="Medium Shading 1 Accent 4"/>
+    <w:lsdException w:unhideWhenUsed="0" w:uiPriority="64" w:semiHidden="0" w:name="Medium Shading 2 Accent 4"/>
+    <w:lsdException w:unhideWhenUsed="0" w:uiPriority="65" w:semiHidden="0" w:name="Medium List 1 Accent 4"/>
+    <w:lsdException w:unhideWhenUsed="0" w:uiPriority="66" w:semiHidden="0" w:name="Medium List 2 Accent 4"/>
+    <w:lsdException w:unhideWhenUsed="0" w:uiPriority="67" w:semiHidden="0" w:name="Medium Grid 1 Accent 4"/>
+    <w:lsdException w:unhideWhenUsed="0" w:uiPriority="68" w:semiHidden="0" w:name="Medium Grid 2 Accent 4"/>
+    <w:lsdException w:unhideWhenUsed="0" w:uiPriority="69" w:semiHidden="0" w:name="Medium Grid 3 Accent 4"/>
+    <w:lsdException w:unhideWhenUsed="0" w:uiPriority="70" w:semiHidden="0" w:name="Dark List Accent 4"/>
+    <w:lsdException w:unhideWhenUsed="0" w:uiPriority="71" w:semiHidden="0" w:name="Colorful Shading Accent 4"/>
+    <w:lsdException w:unhideWhenUsed="0" w:uiPriority="72" w:semiHidden="0" w:name="Colorful List Accent 4"/>
+    <w:lsdException w:unhideWhenUsed="0" w:uiPriority="73" w:semiHidden="0" w:name="Colorful Grid Accent 4"/>
+    <w:lsdException w:unhideWhenUsed="0" w:uiPriority="60" w:semiHidden="0" w:name="Light Shading Accent 5"/>
+    <w:lsdException w:unhideWhenUsed="0" w:uiPriority="61" w:semiHidden="0" w:name="Light List Accent 5"/>
+    <w:lsdException w:unhideWhenUsed="0" w:uiPriority="62" w:semiHidden="0" w:name="Light Grid Accent 5"/>
+    <w:lsdException w:unhideWhenUsed="0" w:uiPriority="63" w:semiHidden="0" w:name="Medium Shading 1 Accent 5"/>
+    <w:lsdException w:unhideWhenUsed="0" w:uiPriority="64" w:semiHidden="0" w:name="Medium Shading 2 Accent 5"/>
+    <w:lsdException w:unhideWhenUsed="0" w:uiPriority="65" w:semiHidden="0" w:name="Medium List 1 Accent 5"/>
+    <w:lsdException w:unhideWhenUsed="0" w:uiPriority="66" w:semiHidden="0" w:name="Medium List 2 Accent 5"/>
+    <w:lsdException w:unhideWhenUsed="0" w:uiPriority="67" w:semiHidden="0" w:name="Medium Grid 1 Accent 5"/>
+    <w:lsdException w:unhideWhenUsed="0" w:uiPriority="68" w:semiHidden="0" w:name="Medium Grid 2 Accent 5"/>
+    <w:lsdException w:unhideWhenUsed="0" w:uiPriority="69" w:semiHidden="0" w:name="Medium Grid 3 Accent 5"/>
+    <w:lsdException w:unhideWhenUsed="0" w:uiPriority="70" w:semiHidden="0" w:name="Dark List Accent 5"/>
+    <w:lsdException w:unhideWhenUsed="0" w:uiPriority="71" w:semiHidden="0" w:name="Colorful Shading Accent 5"/>
+    <w:lsdException w:unhideWhenUsed="0" w:uiPriority="72" w:semiHidden="0" w:name="Colorful List Accent 5"/>
+    <w:lsdException w:unhideWhenUsed="0" w:uiPriority="73" w:semiHidden="0" w:name="Colorful Grid Accent 5"/>
+    <w:lsdException w:unhideWhenUsed="0" w:uiPriority="60" w:semiHidden="0" w:name="Light Shading Accent 6"/>
+    <w:lsdException w:unhideWhenUsed="0" w:uiPriority="61" w:semiHidden="0" w:name="Light List Accent 6"/>
+    <w:lsdException w:unhideWhenUsed="0" w:uiPriority="62" w:semiHidden="0" w:name="Light Grid Accent 6"/>
+    <w:lsdException w:unhideWhenUsed="0" w:uiPriority="63" w:semiHidden="0" w:name="Medium Shading 1 Accent 6"/>
+    <w:lsdException w:unhideWhenUsed="0" w:uiPriority="64" w:semiHidden="0" w:name="Medium Shading 2 Accent 6"/>
+    <w:lsdException w:unhideWhenUsed="0" w:uiPriority="65" w:semiHidden="0" w:name="Medium List 1 Accent 6"/>
+    <w:lsdException w:unhideWhenUsed="0" w:uiPriority="66" w:semiHidden="0" w:name="Medium List 2 Accent 6"/>
+    <w:lsdException w:unhideWhenUsed="0" w:uiPriority="67" w:semiHidden="0" w:name="Medium Grid 1 Accent 6"/>
+    <w:lsdException w:unhideWhenUsed="0" w:uiPriority="68" w:semiHidden="0" w:name="Medium Grid 2 Accent 6"/>
+    <w:lsdException w:unhideWhenUsed="0" w:uiPriority="69" w:semiHidden="0" w:name="Medium Grid 3 Accent 6"/>
+    <w:lsdException w:unhideWhenUsed="0" w:uiPriority="70" w:semiHidden="0" w:name="Dark List Accent 6"/>
+    <w:lsdException w:unhideWhenUsed="0" w:uiPriority="71" w:semiHidden="0" w:name="Colorful Shading Accent 6"/>
+    <w:lsdException w:unhideWhenUsed="0" w:uiPriority="72" w:semiHidden="0" w:name="Colorful List Accent 6"/>
+    <w:lsdException w:unhideWhenUsed="0" w:uiPriority="73" w:semiHidden="0" w:name="Colorful Grid Accent 6"/>
   </w:latentStyles>
-  <w:style w:type="paragraph" w:default="1" w:styleId="a">
+  <w:style w:type="paragraph" w:default="1" w:styleId="1">
     <w:name w:val="Normal"/>
     <w:qFormat/>
+    <w:uiPriority w:val="0"/>
     <w:pPr>
       <w:widowControl w:val="0"/>
       <w:jc w:val="both"/>
     </w:pPr>
     <w:rPr>
-      <w:rFonts w:ascii="Calibri" w:hAnsi="Calibri"/>
+      <w:rFonts w:ascii="Calibri" w:hAnsi="Calibri" w:eastAsia="宋体" w:cs="Times New Roman"/>
       <w:kern w:val="2"/>
       <w:sz w:val="21"/>
       <w:szCs w:val="24"/>
+      <w:lang w:val="en-US" w:eastAsia="zh-CN" w:bidi="ar-SA"/>
     </w:rPr>
   </w:style>
-  <w:style w:type="character" w:default="1" w:styleId="a0">
+  <w:style w:type="character" w:default="1" w:styleId="6">
     <w:name w:val="Default Paragraph Font"/>
-    <w:uiPriority w:val="1"/>
     <w:semiHidden/>
     <w:unhideWhenUsed/>
+    <w:uiPriority w:val="1"/>
   </w:style>
-  <w:style w:type="table" w:default="1" w:styleId="a1">
+  <w:style w:type="table" w:default="1" w:styleId="4">
     <w:name w:val="Normal Table"/>
-    <w:uiPriority w:val="99"/>
     <w:semiHidden/>
     <w:unhideWhenUsed/>
+    <w:uiPriority w:val="99"/>
     <w:tblPr>
-      <w:tblInd w:w="0" w:type="dxa"/>
       <w:tblCellMar>
         <w:top w:w="0" w:type="dxa"/>
         <w:left w:w="108" w:type="dxa"/>
@@ -2760,15 +2678,10 @@
       </w:tblCellMar>
     </w:tblPr>
   </w:style>
-  <w:style w:type="numbering" w:default="1" w:styleId="a2">
-    <w:name w:val="No List"/>
-    <w:uiPriority w:val="99"/>
-    <w:semiHidden/>
-    <w:unhideWhenUsed/>
-  </w:style>
-  <w:style w:type="paragraph" w:styleId="a3">
+  <w:style w:type="paragraph" w:styleId="2">
     <w:name w:val="footer"/>
-    <w:basedOn w:val="a"/>
+    <w:basedOn w:val="1"/>
+    <w:uiPriority w:val="0"/>
     <w:pPr>
       <w:tabs>
         <w:tab w:val="center" w:pos="4153"/>
@@ -2781,31 +2694,16 @@
       <w:sz w:val="18"/>
     </w:rPr>
   </w:style>
-  <w:style w:type="table" w:styleId="a4">
-    <w:name w:val="Table Grid"/>
-    <w:basedOn w:val="a1"/>
-    <w:uiPriority w:val="59"/>
-    <w:qFormat/>
-    <w:tblPr>
-      <w:tblBorders>
-        <w:top w:val="single" w:sz="4" w:space="0" w:color="auto"/>
-        <w:left w:val="single" w:sz="4" w:space="0" w:color="auto"/>
-        <w:bottom w:val="single" w:sz="4" w:space="0" w:color="auto"/>
-        <w:right w:val="single" w:sz="4" w:space="0" w:color="auto"/>
-        <w:insideH w:val="single" w:sz="4" w:space="0" w:color="auto"/>
-        <w:insideV w:val="single" w:sz="4" w:space="0" w:color="auto"/>
-      </w:tblBorders>
-    </w:tblPr>
-  </w:style>
-  <w:style w:type="paragraph" w:styleId="a5">
+  <w:style w:type="paragraph" w:styleId="3">
     <w:name w:val="header"/>
-    <w:basedOn w:val="a"/>
+    <w:basedOn w:val="1"/>
+    <w:uiPriority w:val="0"/>
     <w:pPr>
       <w:pBdr>
-        <w:top w:val="none" w:sz="0" w:space="1" w:color="auto"/>
-        <w:left w:val="none" w:sz="0" w:space="4" w:color="auto"/>
-        <w:bottom w:val="none" w:sz="0" w:space="1" w:color="auto"/>
-        <w:right w:val="none" w:sz="0" w:space="4" w:color="auto"/>
+        <w:top w:val="none" w:color="auto" w:sz="0" w:space="1"/>
+        <w:left w:val="none" w:color="auto" w:sz="0" w:space="4"/>
+        <w:bottom w:val="none" w:color="auto" w:sz="0" w:space="1"/>
+        <w:right w:val="none" w:color="auto" w:sz="0" w:space="4"/>
       </w:pBdr>
       <w:tabs>
         <w:tab w:val="center" w:pos="4153"/>
@@ -2816,6 +2714,22 @@
     <w:rPr>
       <w:sz w:val="18"/>
     </w:rPr>
+  </w:style>
+  <w:style w:type="table" w:styleId="5">
+    <w:name w:val="Table Grid"/>
+    <w:basedOn w:val="4"/>
+    <w:qFormat/>
+    <w:uiPriority w:val="59"/>
+    <w:tblPr>
+      <w:tblBorders>
+        <w:top w:val="single" w:color="auto" w:sz="4" w:space="0"/>
+        <w:left w:val="single" w:color="auto" w:sz="4" w:space="0"/>
+        <w:bottom w:val="single" w:color="auto" w:sz="4" w:space="0"/>
+        <w:right w:val="single" w:color="auto" w:sz="4" w:space="0"/>
+        <w:insideH w:val="single" w:color="auto" w:sz="4" w:space="0"/>
+        <w:insideV w:val="single" w:color="auto" w:sz="4" w:space="0"/>
+      </w:tblBorders>
+    </w:tblPr>
   </w:style>
 </w:styles>
 </file>
@@ -2863,7 +2777,7 @@
     </a:clrScheme>
     <a:fontScheme name="Office">
       <a:majorFont>
-        <a:latin typeface="等线 Light" panose="020F0302020204030204"/>
+        <a:latin typeface="等线 Light"/>
         <a:ea typeface=""/>
         <a:cs typeface=""/>
         <a:font script="Jpan" typeface="游ゴシック Light"/>
@@ -2896,26 +2810,9 @@
         <a:font script="Viet" typeface="Times New Roman"/>
         <a:font script="Uigh" typeface="Microsoft Uighur"/>
         <a:font script="Geor" typeface="Sylfaen"/>
-        <a:font script="Armn" typeface="Arial"/>
-        <a:font script="Bugi" typeface="Leelawadee UI"/>
-        <a:font script="Bopo" typeface="Microsoft JhengHei"/>
-        <a:font script="Java" typeface="Javanese Text"/>
-        <a:font script="Lisu" typeface="Segoe UI"/>
-        <a:font script="Mymr" typeface="Myanmar Text"/>
-        <a:font script="Nkoo" typeface="Ebrima"/>
-        <a:font script="Olck" typeface="Nirmala UI"/>
-        <a:font script="Osma" typeface="Ebrima"/>
-        <a:font script="Phag" typeface="Phagspa"/>
-        <a:font script="Syrn" typeface="Estrangelo Edessa"/>
-        <a:font script="Syrj" typeface="Estrangelo Edessa"/>
-        <a:font script="Syre" typeface="Estrangelo Edessa"/>
-        <a:font script="Sora" typeface="Nirmala UI"/>
-        <a:font script="Tale" typeface="Microsoft Tai Le"/>
-        <a:font script="Talu" typeface="Microsoft New Tai Lue"/>
-        <a:font script="Tfng" typeface="Ebrima"/>
       </a:majorFont>
       <a:minorFont>
-        <a:latin typeface="等线" panose="020F0502020204030204"/>
+        <a:latin typeface="等线"/>
         <a:ea typeface=""/>
         <a:cs typeface=""/>
         <a:font script="Jpan" typeface="游明朝"/>
@@ -2948,23 +2845,6 @@
         <a:font script="Viet" typeface="Arial"/>
         <a:font script="Uigh" typeface="Microsoft Uighur"/>
         <a:font script="Geor" typeface="Sylfaen"/>
-        <a:font script="Armn" typeface="Arial"/>
-        <a:font script="Bugi" typeface="Leelawadee UI"/>
-        <a:font script="Bopo" typeface="Microsoft JhengHei"/>
-        <a:font script="Java" typeface="Javanese Text"/>
-        <a:font script="Lisu" typeface="Segoe UI"/>
-        <a:font script="Mymr" typeface="Myanmar Text"/>
-        <a:font script="Nkoo" typeface="Ebrima"/>
-        <a:font script="Olck" typeface="Nirmala UI"/>
-        <a:font script="Osma" typeface="Ebrima"/>
-        <a:font script="Phag" typeface="Phagspa"/>
-        <a:font script="Syrn" typeface="Estrangelo Edessa"/>
-        <a:font script="Syrj" typeface="Estrangelo Edessa"/>
-        <a:font script="Syre" typeface="Estrangelo Edessa"/>
-        <a:font script="Sora" typeface="Nirmala UI"/>
-        <a:font script="Tale" typeface="Microsoft Tai Le"/>
-        <a:font script="Talu" typeface="Microsoft New Tai Lue"/>
-        <a:font script="Tfng" typeface="Ebrima"/>
       </a:minorFont>
     </a:fontScheme>
     <a:fmtScheme name="Office">
@@ -3106,11 +2986,5 @@
     </a:fmtScheme>
   </a:themeElements>
   <a:objectDefaults/>
-  <a:extraClrSchemeLst/>
-  <a:extLst>
-    <a:ext uri="{05A4C25C-085E-4340-85A3-A5531E510DB2}">
-      <thm15:themeFamily xmlns:thm15="http://schemas.microsoft.com/office/thememl/2012/main" name="Office Theme" id="{62F939B6-93AF-4DB8-9C6B-D6C7DFDC589F}" vid="{4A3C46E8-61CC-4603-A589-7422A47A8E4A}"/>
-    </a:ext>
-  </a:extLst>
 </a:theme>
 </file>